--- a/programme.docx
+++ b/programme.docx
@@ -2,54 +2,34 @@
 <file path=word/document.xml><?xml version="1.0" encoding="utf-8"?>
 <w:document xmlns:wpc="http://schemas.microsoft.com/office/word/2010/wordprocessingCanvas" xmlns:cx="http://schemas.microsoft.com/office/drawing/2014/chartex" xmlns:cx1="http://schemas.microsoft.com/office/drawing/2015/9/8/chartex" xmlns:cx2="http://schemas.microsoft.com/office/drawing/2015/10/21/chartex" xmlns:cx3="http://schemas.microsoft.com/office/drawing/2016/5/9/chartex" xmlns:cx4="http://schemas.microsoft.com/office/drawing/2016/5/10/chartex" xmlns:cx5="http://schemas.microsoft.com/office/drawing/2016/5/11/chartex" xmlns:cx6="http://schemas.microsoft.com/office/drawing/2016/5/12/chartex" xmlns:cx7="http://schemas.microsoft.com/office/drawing/2016/5/13/chartex" xmlns:cx8="http://schemas.microsoft.com/office/drawing/2016/5/14/chartex" xmlns:mc="http://schemas.openxmlformats.org/markup-compatibility/2006" xmlns:aink="http://schemas.microsoft.com/office/drawing/2016/ink" xmlns:am3d="http://schemas.microsoft.com/office/drawing/2017/model3d" xmlns:o="urn:schemas-microsoft-com:office:office" xmlns:oel="http://schemas.microsoft.com/office/2019/extlst" xmlns:r="http://schemas.openxmlformats.org/officeDocument/2006/relationships" xmlns:m="http://schemas.openxmlformats.org/officeDocument/2006/math" xmlns:v="urn:schemas-microsoft-com:vml" xmlns:wp14="http://schemas.microsoft.com/office/word/2010/wordprocessingDrawing" xmlns:wp="http://schemas.openxmlformats.org/drawingml/2006/wordprocessingDrawing" xmlns:w10="urn:schemas-microsoft-com:office:word" xmlns:w="http://schemas.openxmlformats.org/wordprocessingml/2006/main" xmlns:w14="http://schemas.microsoft.com/office/word/2010/wordml" xmlns:w15="http://schemas.microsoft.com/office/word/2012/wordml" xmlns:w16cex="http://schemas.microsoft.com/office/word/2018/wordml/cex" xmlns:w16cid="http://schemas.microsoft.com/office/word/2016/wordml/cid" xmlns:w16="http://schemas.microsoft.com/office/word/2018/wordml" xmlns:w16du="http://schemas.microsoft.com/office/word/2023/wordml/word16du" xmlns:w16sdtdh="http://schemas.microsoft.com/office/word/2020/wordml/sdtdatahash" xmlns:w16sdtfl="http://schemas.microsoft.com/office/word/2024/wordml/sdtformatlock" xmlns:w16se="http://schemas.microsoft.com/office/word/2015/wordml/symex" xmlns:wpg="http://schemas.microsoft.com/office/word/2010/wordprocessingGroup" xmlns:wpi="http://schemas.microsoft.com/office/word/2010/wordprocessingInk" xmlns:wne="http://schemas.microsoft.com/office/word/2006/wordml" xmlns:wps="http://schemas.microsoft.com/office/word/2010/wordprocessingShape" mc:Ignorable="w14 w15 w16se w16cid w16 w16cex w16sdtdh w16sdtfl w16du wp14">
   <w:body>
+    <w:p/>
     <w:p>
       <w:pPr>
+        <w:jc w:val="center"/>
         <w:rPr>
           <w:b/>
           <w:bCs/>
-          <w:lang w:val="en-US"/>
+          <w:sz w:val="36"/>
+          <w:szCs w:val="36"/>
         </w:rPr>
       </w:pPr>
       <w:r>
         <w:rPr>
           <w:b/>
           <w:bCs/>
-          <w:lang w:val="en-US"/>
+          <w:sz w:val="36"/>
+          <w:szCs w:val="36"/>
         </w:rPr>
-        <w:t>BREAD OF LIFE KOLWEZI – RVA</w:t>
-      </w:r>
-    </w:p>
-    <w:p>
-      <w:pPr>
-        <w:rPr>
-          <w:lang w:val="en-US"/>
-        </w:rPr>
-      </w:pPr>
-    </w:p>
-    <w:p>
-      <w:pPr>
-        <w:jc w:val="center"/>
-        <w:rPr>
-          <w:b/>
-          <w:bCs/>
-          <w:lang w:val="en-US"/>
-        </w:rPr>
-      </w:pPr>
-      <w:r>
-        <w:rPr>
-          <w:b/>
-          <w:bCs/>
-          <w:lang w:val="en-US"/>
-        </w:rPr>
-        <w:t xml:space="preserve">PROGRAMME </w:t>
+        <w:t>PROGRAMME D</w:t>
       </w:r>
       <w:r>
         <w:rPr>
           <w:b/>
           <w:bCs/>
-          <w:lang w:val="en-US"/>
+          <w:sz w:val="36"/>
+          <w:szCs w:val="36"/>
         </w:rPr>
-        <w:t>DE PRIERE</w:t>
+        <w:t>U SEMINAIRE DE FIN D’ANNEE</w:t>
       </w:r>
     </w:p>
     <w:p>
@@ -115,174 +95,1906 @@
       <w:r>
         <w:t> : de 8h30 – 11h30</w:t>
       </w:r>
+      <w:r>
+        <w:rPr>
+          <w:b/>
+          <w:bCs/>
+        </w:rPr>
+        <w:br/>
+      </w:r>
+    </w:p>
+    <w:p>
+      <w:pPr>
+        <w:rPr>
+          <w:b/>
+          <w:bCs/>
+        </w:rPr>
+      </w:pPr>
+      <w:r>
+        <w:rPr>
+          <w:b/>
+          <w:bCs/>
+        </w:rPr>
+        <w:t>Calendrier des activités</w:t>
+      </w:r>
+    </w:p>
+    <w:tbl>
+      <w:tblPr>
+        <w:tblStyle w:val="GridTable1Light-Accent1"/>
+        <w:tblW w:w="4765" w:type="dxa"/>
+        <w:tblLook w:val="04A0" w:firstRow="1" w:lastRow="0" w:firstColumn="1" w:lastColumn="0" w:noHBand="0" w:noVBand="1"/>
+      </w:tblPr>
+      <w:tblGrid>
+        <w:gridCol w:w="1358"/>
+        <w:gridCol w:w="1179"/>
+        <w:gridCol w:w="2228"/>
+      </w:tblGrid>
+      <w:tr>
+        <w:trPr>
+          <w:cnfStyle w:val="100000000000" w:firstRow="1" w:lastRow="0" w:firstColumn="0" w:lastColumn="0" w:oddVBand="0" w:evenVBand="0" w:oddHBand="0" w:evenHBand="0" w:firstRowFirstColumn="0" w:firstRowLastColumn="0" w:lastRowFirstColumn="0" w:lastRowLastColumn="0"/>
+          <w:trHeight w:val="507"/>
+        </w:trPr>
+        <w:tc>
+          <w:tcPr>
+            <w:cnfStyle w:val="001000000000" w:firstRow="0" w:lastRow="0" w:firstColumn="1" w:lastColumn="0" w:oddVBand="0" w:evenVBand="0" w:oddHBand="0" w:evenHBand="0" w:firstRowFirstColumn="0" w:firstRowLastColumn="0" w:lastRowFirstColumn="0" w:lastRowLastColumn="0"/>
+            <w:tcW w:w="1358" w:type="dxa"/>
+          </w:tcPr>
+          <w:p>
+            <w:pPr>
+              <w:rPr>
+                <w:b w:val="0"/>
+                <w:bCs w:val="0"/>
+              </w:rPr>
+            </w:pPr>
+            <w:r>
+              <w:t>Mois</w:t>
+            </w:r>
+          </w:p>
+        </w:tc>
+        <w:tc>
+          <w:tcPr>
+            <w:tcW w:w="1103" w:type="dxa"/>
+            <w:hideMark/>
+          </w:tcPr>
+          <w:p>
+            <w:pPr>
+              <w:cnfStyle w:val="100000000000" w:firstRow="1" w:lastRow="0" w:firstColumn="0" w:lastColumn="0" w:oddVBand="0" w:evenVBand="0" w:oddHBand="0" w:evenHBand="0" w:firstRowFirstColumn="0" w:firstRowLastColumn="0" w:lastRowFirstColumn="0" w:lastRowLastColumn="0"/>
+              <w:rPr>
+                <w:b w:val="0"/>
+                <w:bCs w:val="0"/>
+              </w:rPr>
+            </w:pPr>
+            <w:r>
+              <w:t>Semaine</w:t>
+            </w:r>
+          </w:p>
+        </w:tc>
+        <w:tc>
+          <w:tcPr>
+            <w:tcW w:w="2304" w:type="dxa"/>
+            <w:hideMark/>
+          </w:tcPr>
+          <w:p>
+            <w:pPr>
+              <w:cnfStyle w:val="100000000000" w:firstRow="1" w:lastRow="0" w:firstColumn="0" w:lastColumn="0" w:oddVBand="0" w:evenVBand="0" w:oddHBand="0" w:evenHBand="0" w:firstRowFirstColumn="0" w:firstRowLastColumn="0" w:lastRowFirstColumn="0" w:lastRowLastColumn="0"/>
+            </w:pPr>
+            <w:r>
+              <w:t>Période</w:t>
+            </w:r>
+          </w:p>
+        </w:tc>
+      </w:tr>
+      <w:tr>
+        <w:tc>
+          <w:tcPr>
+            <w:cnfStyle w:val="001000000000" w:firstRow="0" w:lastRow="0" w:firstColumn="1" w:lastColumn="0" w:oddVBand="0" w:evenVBand="0" w:oddHBand="0" w:evenHBand="0" w:firstRowFirstColumn="0" w:firstRowLastColumn="0" w:lastRowFirstColumn="0" w:lastRowLastColumn="0"/>
+            <w:tcW w:w="1358" w:type="dxa"/>
+            <w:vMerge w:val="restart"/>
+          </w:tcPr>
+          <w:p>
+            <w:pPr>
+              <w:rPr>
+                <w:b w:val="0"/>
+                <w:bCs w:val="0"/>
+              </w:rPr>
+            </w:pPr>
+            <w:r>
+              <w:t>Octobre</w:t>
+            </w:r>
+          </w:p>
+        </w:tc>
+        <w:tc>
+          <w:tcPr>
+            <w:tcW w:w="1103" w:type="dxa"/>
+            <w:hideMark/>
+          </w:tcPr>
+          <w:p>
+            <w:pPr>
+              <w:jc w:val="center"/>
+              <w:cnfStyle w:val="000000000000" w:firstRow="0" w:lastRow="0" w:firstColumn="0" w:lastColumn="0" w:oddVBand="0" w:evenVBand="0" w:oddHBand="0" w:evenHBand="0" w:firstRowFirstColumn="0" w:firstRowLastColumn="0" w:lastRowFirstColumn="0" w:lastRowLastColumn="0"/>
+              <w:rPr>
+                <w:b/>
+                <w:bCs/>
+              </w:rPr>
+            </w:pPr>
+            <w:r>
+              <w:rPr>
+                <w:b/>
+                <w:bCs/>
+              </w:rPr>
+              <w:t>1</w:t>
+            </w:r>
+          </w:p>
+        </w:tc>
+        <w:tc>
+          <w:tcPr>
+            <w:tcW w:w="2304" w:type="dxa"/>
+            <w:hideMark/>
+          </w:tcPr>
+          <w:p>
+            <w:pPr>
+              <w:cnfStyle w:val="000000000000" w:firstRow="0" w:lastRow="0" w:firstColumn="0" w:lastColumn="0" w:oddVBand="0" w:evenVBand="0" w:oddHBand="0" w:evenHBand="0" w:firstRowFirstColumn="0" w:firstRowLastColumn="0" w:lastRowFirstColumn="0" w:lastRowLastColumn="0"/>
+            </w:pPr>
+            <w:r>
+              <w:t>12/10 – 18/10</w:t>
+            </w:r>
+          </w:p>
+        </w:tc>
+      </w:tr>
+      <w:tr>
+        <w:tc>
+          <w:tcPr>
+            <w:cnfStyle w:val="001000000000" w:firstRow="0" w:lastRow="0" w:firstColumn="1" w:lastColumn="0" w:oddVBand="0" w:evenVBand="0" w:oddHBand="0" w:evenHBand="0" w:firstRowFirstColumn="0" w:firstRowLastColumn="0" w:lastRowFirstColumn="0" w:lastRowLastColumn="0"/>
+            <w:tcW w:w="1358" w:type="dxa"/>
+            <w:vMerge/>
+          </w:tcPr>
+          <w:p/>
+        </w:tc>
+        <w:tc>
+          <w:tcPr>
+            <w:tcW w:w="1103" w:type="dxa"/>
+            <w:hideMark/>
+          </w:tcPr>
+          <w:p>
+            <w:pPr>
+              <w:jc w:val="center"/>
+              <w:cnfStyle w:val="000000000000" w:firstRow="0" w:lastRow="0" w:firstColumn="0" w:lastColumn="0" w:oddVBand="0" w:evenVBand="0" w:oddHBand="0" w:evenHBand="0" w:firstRowFirstColumn="0" w:firstRowLastColumn="0" w:lastRowFirstColumn="0" w:lastRowLastColumn="0"/>
+              <w:rPr>
+                <w:b/>
+                <w:bCs/>
+              </w:rPr>
+            </w:pPr>
+            <w:r>
+              <w:rPr>
+                <w:b/>
+                <w:bCs/>
+              </w:rPr>
+              <w:t>2</w:t>
+            </w:r>
+          </w:p>
+        </w:tc>
+        <w:tc>
+          <w:tcPr>
+            <w:tcW w:w="2304" w:type="dxa"/>
+            <w:hideMark/>
+          </w:tcPr>
+          <w:p>
+            <w:pPr>
+              <w:cnfStyle w:val="000000000000" w:firstRow="0" w:lastRow="0" w:firstColumn="0" w:lastColumn="0" w:oddVBand="0" w:evenVBand="0" w:oddHBand="0" w:evenHBand="0" w:firstRowFirstColumn="0" w:firstRowLastColumn="0" w:lastRowFirstColumn="0" w:lastRowLastColumn="0"/>
+            </w:pPr>
+            <w:r>
+              <w:t>21/10 – 01/11</w:t>
+            </w:r>
+          </w:p>
+        </w:tc>
+      </w:tr>
+      <w:tr>
+        <w:tc>
+          <w:tcPr>
+            <w:cnfStyle w:val="001000000000" w:firstRow="0" w:lastRow="0" w:firstColumn="1" w:lastColumn="0" w:oddVBand="0" w:evenVBand="0" w:oddHBand="0" w:evenHBand="0" w:firstRowFirstColumn="0" w:firstRowLastColumn="0" w:lastRowFirstColumn="0" w:lastRowLastColumn="0"/>
+            <w:tcW w:w="1358" w:type="dxa"/>
+            <w:vMerge w:val="restart"/>
+          </w:tcPr>
+          <w:p>
+            <w:pPr>
+              <w:jc w:val="center"/>
+              <w:rPr>
+                <w:b w:val="0"/>
+                <w:bCs w:val="0"/>
+              </w:rPr>
+            </w:pPr>
+            <w:r>
+              <w:t>Novembre</w:t>
+            </w:r>
+          </w:p>
+        </w:tc>
+        <w:tc>
+          <w:tcPr>
+            <w:tcW w:w="1103" w:type="dxa"/>
+            <w:hideMark/>
+          </w:tcPr>
+          <w:p>
+            <w:pPr>
+              <w:jc w:val="center"/>
+              <w:cnfStyle w:val="000000000000" w:firstRow="0" w:lastRow="0" w:firstColumn="0" w:lastColumn="0" w:oddVBand="0" w:evenVBand="0" w:oddHBand="0" w:evenHBand="0" w:firstRowFirstColumn="0" w:firstRowLastColumn="0" w:lastRowFirstColumn="0" w:lastRowLastColumn="0"/>
+              <w:rPr>
+                <w:b/>
+                <w:bCs/>
+              </w:rPr>
+            </w:pPr>
+            <w:r>
+              <w:rPr>
+                <w:b/>
+                <w:bCs/>
+              </w:rPr>
+              <w:t>3</w:t>
+            </w:r>
+          </w:p>
+        </w:tc>
+        <w:tc>
+          <w:tcPr>
+            <w:tcW w:w="2304" w:type="dxa"/>
+            <w:hideMark/>
+          </w:tcPr>
+          <w:p>
+            <w:pPr>
+              <w:cnfStyle w:val="000000000000" w:firstRow="0" w:lastRow="0" w:firstColumn="0" w:lastColumn="0" w:oddVBand="0" w:evenVBand="0" w:oddHBand="0" w:evenHBand="0" w:firstRowFirstColumn="0" w:firstRowLastColumn="0" w:lastRowFirstColumn="0" w:lastRowLastColumn="0"/>
+            </w:pPr>
+            <w:r>
+              <w:t>02/11 – 08/11</w:t>
+            </w:r>
+          </w:p>
+        </w:tc>
+      </w:tr>
+      <w:tr>
+        <w:tc>
+          <w:tcPr>
+            <w:cnfStyle w:val="001000000000" w:firstRow="0" w:lastRow="0" w:firstColumn="1" w:lastColumn="0" w:oddVBand="0" w:evenVBand="0" w:oddHBand="0" w:evenHBand="0" w:firstRowFirstColumn="0" w:firstRowLastColumn="0" w:lastRowFirstColumn="0" w:lastRowLastColumn="0"/>
+            <w:tcW w:w="1358" w:type="dxa"/>
+            <w:vMerge/>
+          </w:tcPr>
+          <w:p/>
+        </w:tc>
+        <w:tc>
+          <w:tcPr>
+            <w:tcW w:w="1103" w:type="dxa"/>
+            <w:hideMark/>
+          </w:tcPr>
+          <w:p>
+            <w:pPr>
+              <w:jc w:val="center"/>
+              <w:cnfStyle w:val="000000000000" w:firstRow="0" w:lastRow="0" w:firstColumn="0" w:lastColumn="0" w:oddVBand="0" w:evenVBand="0" w:oddHBand="0" w:evenHBand="0" w:firstRowFirstColumn="0" w:firstRowLastColumn="0" w:lastRowFirstColumn="0" w:lastRowLastColumn="0"/>
+              <w:rPr>
+                <w:b/>
+                <w:bCs/>
+              </w:rPr>
+            </w:pPr>
+            <w:r>
+              <w:rPr>
+                <w:b/>
+                <w:bCs/>
+              </w:rPr>
+              <w:t>4</w:t>
+            </w:r>
+          </w:p>
+        </w:tc>
+        <w:tc>
+          <w:tcPr>
+            <w:tcW w:w="2304" w:type="dxa"/>
+            <w:hideMark/>
+          </w:tcPr>
+          <w:p>
+            <w:pPr>
+              <w:cnfStyle w:val="000000000000" w:firstRow="0" w:lastRow="0" w:firstColumn="0" w:lastColumn="0" w:oddVBand="0" w:evenVBand="0" w:oddHBand="0" w:evenHBand="0" w:firstRowFirstColumn="0" w:firstRowLastColumn="0" w:lastRowFirstColumn="0" w:lastRowLastColumn="0"/>
+            </w:pPr>
+            <w:r>
+              <w:t>09/11 – 15/11</w:t>
+            </w:r>
+          </w:p>
+        </w:tc>
+      </w:tr>
+      <w:tr>
+        <w:tc>
+          <w:tcPr>
+            <w:cnfStyle w:val="001000000000" w:firstRow="0" w:lastRow="0" w:firstColumn="1" w:lastColumn="0" w:oddVBand="0" w:evenVBand="0" w:oddHBand="0" w:evenHBand="0" w:firstRowFirstColumn="0" w:firstRowLastColumn="0" w:lastRowFirstColumn="0" w:lastRowLastColumn="0"/>
+            <w:tcW w:w="1358" w:type="dxa"/>
+            <w:vMerge/>
+          </w:tcPr>
+          <w:p/>
+        </w:tc>
+        <w:tc>
+          <w:tcPr>
+            <w:tcW w:w="1103" w:type="dxa"/>
+            <w:hideMark/>
+          </w:tcPr>
+          <w:p>
+            <w:pPr>
+              <w:jc w:val="center"/>
+              <w:cnfStyle w:val="000000000000" w:firstRow="0" w:lastRow="0" w:firstColumn="0" w:lastColumn="0" w:oddVBand="0" w:evenVBand="0" w:oddHBand="0" w:evenHBand="0" w:firstRowFirstColumn="0" w:firstRowLastColumn="0" w:lastRowFirstColumn="0" w:lastRowLastColumn="0"/>
+              <w:rPr>
+                <w:b/>
+                <w:bCs/>
+              </w:rPr>
+            </w:pPr>
+            <w:r>
+              <w:rPr>
+                <w:b/>
+                <w:bCs/>
+              </w:rPr>
+              <w:t>5</w:t>
+            </w:r>
+          </w:p>
+        </w:tc>
+        <w:tc>
+          <w:tcPr>
+            <w:tcW w:w="2304" w:type="dxa"/>
+            <w:hideMark/>
+          </w:tcPr>
+          <w:p>
+            <w:pPr>
+              <w:cnfStyle w:val="000000000000" w:firstRow="0" w:lastRow="0" w:firstColumn="0" w:lastColumn="0" w:oddVBand="0" w:evenVBand="0" w:oddHBand="0" w:evenHBand="0" w:firstRowFirstColumn="0" w:firstRowLastColumn="0" w:lastRowFirstColumn="0" w:lastRowLastColumn="0"/>
+            </w:pPr>
+            <w:r>
+              <w:t>16/11 – 22/11</w:t>
+            </w:r>
+          </w:p>
+        </w:tc>
+      </w:tr>
+      <w:tr>
+        <w:tc>
+          <w:tcPr>
+            <w:cnfStyle w:val="001000000000" w:firstRow="0" w:lastRow="0" w:firstColumn="1" w:lastColumn="0" w:oddVBand="0" w:evenVBand="0" w:oddHBand="0" w:evenHBand="0" w:firstRowFirstColumn="0" w:firstRowLastColumn="0" w:lastRowFirstColumn="0" w:lastRowLastColumn="0"/>
+            <w:tcW w:w="1358" w:type="dxa"/>
+            <w:vMerge/>
+          </w:tcPr>
+          <w:p/>
+        </w:tc>
+        <w:tc>
+          <w:tcPr>
+            <w:tcW w:w="1103" w:type="dxa"/>
+            <w:hideMark/>
+          </w:tcPr>
+          <w:p>
+            <w:pPr>
+              <w:jc w:val="center"/>
+              <w:cnfStyle w:val="000000000000" w:firstRow="0" w:lastRow="0" w:firstColumn="0" w:lastColumn="0" w:oddVBand="0" w:evenVBand="0" w:oddHBand="0" w:evenHBand="0" w:firstRowFirstColumn="0" w:firstRowLastColumn="0" w:lastRowFirstColumn="0" w:lastRowLastColumn="0"/>
+              <w:rPr>
+                <w:b/>
+                <w:bCs/>
+              </w:rPr>
+            </w:pPr>
+            <w:r>
+              <w:rPr>
+                <w:b/>
+                <w:bCs/>
+              </w:rPr>
+              <w:t>6</w:t>
+            </w:r>
+          </w:p>
+        </w:tc>
+        <w:tc>
+          <w:tcPr>
+            <w:tcW w:w="2304" w:type="dxa"/>
+            <w:hideMark/>
+          </w:tcPr>
+          <w:p>
+            <w:pPr>
+              <w:cnfStyle w:val="000000000000" w:firstRow="0" w:lastRow="0" w:firstColumn="0" w:lastColumn="0" w:oddVBand="0" w:evenVBand="0" w:oddHBand="0" w:evenHBand="0" w:firstRowFirstColumn="0" w:firstRowLastColumn="0" w:lastRowFirstColumn="0" w:lastRowLastColumn="0"/>
+            </w:pPr>
+            <w:r>
+              <w:t>23/11 – 29/11</w:t>
+            </w:r>
+          </w:p>
+        </w:tc>
+      </w:tr>
+      <w:tr>
+        <w:tc>
+          <w:tcPr>
+            <w:cnfStyle w:val="001000000000" w:firstRow="0" w:lastRow="0" w:firstColumn="1" w:lastColumn="0" w:oddVBand="0" w:evenVBand="0" w:oddHBand="0" w:evenHBand="0" w:firstRowFirstColumn="0" w:firstRowLastColumn="0" w:lastRowFirstColumn="0" w:lastRowLastColumn="0"/>
+            <w:tcW w:w="1358" w:type="dxa"/>
+            <w:vMerge w:val="restart"/>
+          </w:tcPr>
+          <w:p>
+            <w:pPr>
+              <w:rPr>
+                <w:b w:val="0"/>
+                <w:bCs w:val="0"/>
+              </w:rPr>
+            </w:pPr>
+            <w:r>
+              <w:t>Décembre</w:t>
+            </w:r>
+          </w:p>
+        </w:tc>
+        <w:tc>
+          <w:tcPr>
+            <w:tcW w:w="1103" w:type="dxa"/>
+            <w:hideMark/>
+          </w:tcPr>
+          <w:p>
+            <w:pPr>
+              <w:jc w:val="center"/>
+              <w:cnfStyle w:val="000000000000" w:firstRow="0" w:lastRow="0" w:firstColumn="0" w:lastColumn="0" w:oddVBand="0" w:evenVBand="0" w:oddHBand="0" w:evenHBand="0" w:firstRowFirstColumn="0" w:firstRowLastColumn="0" w:lastRowFirstColumn="0" w:lastRowLastColumn="0"/>
+              <w:rPr>
+                <w:b/>
+                <w:bCs/>
+              </w:rPr>
+            </w:pPr>
+            <w:r>
+              <w:rPr>
+                <w:b/>
+                <w:bCs/>
+              </w:rPr>
+              <w:t>7</w:t>
+            </w:r>
+          </w:p>
+        </w:tc>
+        <w:tc>
+          <w:tcPr>
+            <w:tcW w:w="2304" w:type="dxa"/>
+            <w:hideMark/>
+          </w:tcPr>
+          <w:p>
+            <w:pPr>
+              <w:cnfStyle w:val="000000000000" w:firstRow="0" w:lastRow="0" w:firstColumn="0" w:lastColumn="0" w:oddVBand="0" w:evenVBand="0" w:oddHBand="0" w:evenHBand="0" w:firstRowFirstColumn="0" w:firstRowLastColumn="0" w:lastRowFirstColumn="0" w:lastRowLastColumn="0"/>
+            </w:pPr>
+            <w:r>
+              <w:t>30/11 – 06/12</w:t>
+            </w:r>
+          </w:p>
+        </w:tc>
+      </w:tr>
+      <w:tr>
+        <w:tc>
+          <w:tcPr>
+            <w:cnfStyle w:val="001000000000" w:firstRow="0" w:lastRow="0" w:firstColumn="1" w:lastColumn="0" w:oddVBand="0" w:evenVBand="0" w:oddHBand="0" w:evenHBand="0" w:firstRowFirstColumn="0" w:firstRowLastColumn="0" w:lastRowFirstColumn="0" w:lastRowLastColumn="0"/>
+            <w:tcW w:w="1358" w:type="dxa"/>
+            <w:vMerge/>
+          </w:tcPr>
+          <w:p/>
+        </w:tc>
+        <w:tc>
+          <w:tcPr>
+            <w:tcW w:w="1103" w:type="dxa"/>
+            <w:hideMark/>
+          </w:tcPr>
+          <w:p>
+            <w:pPr>
+              <w:jc w:val="center"/>
+              <w:cnfStyle w:val="000000000000" w:firstRow="0" w:lastRow="0" w:firstColumn="0" w:lastColumn="0" w:oddVBand="0" w:evenVBand="0" w:oddHBand="0" w:evenHBand="0" w:firstRowFirstColumn="0" w:firstRowLastColumn="0" w:lastRowFirstColumn="0" w:lastRowLastColumn="0"/>
+              <w:rPr>
+                <w:b/>
+                <w:bCs/>
+              </w:rPr>
+            </w:pPr>
+            <w:r>
+              <w:rPr>
+                <w:b/>
+                <w:bCs/>
+              </w:rPr>
+              <w:t>8</w:t>
+            </w:r>
+          </w:p>
+        </w:tc>
+        <w:tc>
+          <w:tcPr>
+            <w:tcW w:w="2304" w:type="dxa"/>
+            <w:hideMark/>
+          </w:tcPr>
+          <w:p>
+            <w:pPr>
+              <w:cnfStyle w:val="000000000000" w:firstRow="0" w:lastRow="0" w:firstColumn="0" w:lastColumn="0" w:oddVBand="0" w:evenVBand="0" w:oddHBand="0" w:evenHBand="0" w:firstRowFirstColumn="0" w:firstRowLastColumn="0" w:lastRowFirstColumn="0" w:lastRowLastColumn="0"/>
+            </w:pPr>
+            <w:r>
+              <w:t>07/12 – 13/12</w:t>
+            </w:r>
+          </w:p>
+        </w:tc>
+      </w:tr>
+    </w:tbl>
+    <w:p/>
+    <w:p>
+      <w:r>
+        <w:br w:type="page"/>
+      </w:r>
+    </w:p>
+    <w:p>
+      <w:pPr>
+        <w:rPr>
+          <w:b/>
+          <w:bCs/>
+          <w:sz w:val="28"/>
+          <w:szCs w:val="28"/>
+        </w:rPr>
+      </w:pPr>
+      <w:r>
+        <w:rPr>
+          <w:b/>
+          <w:bCs/>
+          <w:sz w:val="28"/>
+          <w:szCs w:val="28"/>
+        </w:rPr>
+        <w:lastRenderedPageBreak/>
+        <w:t>Préparation du programme de prière</w:t>
+      </w:r>
+    </w:p>
+    <w:p>
+      <w:pPr>
+        <w:pStyle w:val="ListParagraph"/>
+        <w:numPr>
+          <w:ilvl w:val="0"/>
+          <w:numId w:val="2"/>
+        </w:numPr>
+      </w:pPr>
+      <w:r>
+        <w:rPr>
+          <w:b/>
+          <w:bCs/>
+        </w:rPr>
+        <w:t>Actions urgentes</w:t>
+      </w:r>
+    </w:p>
+    <w:tbl>
+      <w:tblPr>
+        <w:tblStyle w:val="GridTable1Light-Accent1"/>
+        <w:tblW w:w="9350" w:type="dxa"/>
+        <w:tblLook w:val="04A0" w:firstRow="1" w:lastRow="0" w:firstColumn="1" w:lastColumn="0" w:noHBand="0" w:noVBand="1"/>
+      </w:tblPr>
+      <w:tblGrid>
+        <w:gridCol w:w="3632"/>
+        <w:gridCol w:w="2370"/>
+        <w:gridCol w:w="1795"/>
+        <w:gridCol w:w="1553"/>
+      </w:tblGrid>
+      <w:tr>
+        <w:trPr>
+          <w:cnfStyle w:val="100000000000" w:firstRow="1" w:lastRow="0" w:firstColumn="0" w:lastColumn="0" w:oddVBand="0" w:evenVBand="0" w:oddHBand="0" w:evenHBand="0" w:firstRowFirstColumn="0" w:firstRowLastColumn="0" w:lastRowFirstColumn="0" w:lastRowLastColumn="0"/>
+        </w:trPr>
+        <w:tc>
+          <w:tcPr>
+            <w:cnfStyle w:val="001000000000" w:firstRow="0" w:lastRow="0" w:firstColumn="1" w:lastColumn="0" w:oddVBand="0" w:evenVBand="0" w:oddHBand="0" w:evenHBand="0" w:firstRowFirstColumn="0" w:firstRowLastColumn="0" w:lastRowFirstColumn="0" w:lastRowLastColumn="0"/>
+            <w:tcW w:w="3632" w:type="dxa"/>
+            <w:hideMark/>
+          </w:tcPr>
+          <w:p>
+            <w:r>
+              <w:t>Action prioritaire</w:t>
+            </w:r>
+          </w:p>
+        </w:tc>
+        <w:tc>
+          <w:tcPr>
+            <w:tcW w:w="2370" w:type="dxa"/>
+            <w:hideMark/>
+          </w:tcPr>
+          <w:p>
+            <w:pPr>
+              <w:cnfStyle w:val="100000000000" w:firstRow="1" w:lastRow="0" w:firstColumn="0" w:lastColumn="0" w:oddVBand="0" w:evenVBand="0" w:oddHBand="0" w:evenHBand="0" w:firstRowFirstColumn="0" w:firstRowLastColumn="0" w:lastRowFirstColumn="0" w:lastRowLastColumn="0"/>
+            </w:pPr>
+            <w:r>
+              <w:t>R</w:t>
+            </w:r>
+            <w:r>
+              <w:t>esponsable</w:t>
+            </w:r>
+          </w:p>
+        </w:tc>
+        <w:tc>
+          <w:tcPr>
+            <w:tcW w:w="1795" w:type="dxa"/>
+            <w:hideMark/>
+          </w:tcPr>
+          <w:p>
+            <w:pPr>
+              <w:cnfStyle w:val="100000000000" w:firstRow="1" w:lastRow="0" w:firstColumn="0" w:lastColumn="0" w:oddVBand="0" w:evenVBand="0" w:oddHBand="0" w:evenHBand="0" w:firstRowFirstColumn="0" w:firstRowLastColumn="0" w:lastRowFirstColumn="0" w:lastRowLastColumn="0"/>
+            </w:pPr>
+            <w:r>
+              <w:t>Échéance</w:t>
+            </w:r>
+          </w:p>
+        </w:tc>
+        <w:tc>
+          <w:tcPr>
+            <w:tcW w:w="1553" w:type="dxa"/>
+          </w:tcPr>
+          <w:p>
+            <w:pPr>
+              <w:cnfStyle w:val="100000000000" w:firstRow="1" w:lastRow="0" w:firstColumn="0" w:lastColumn="0" w:oddVBand="0" w:evenVBand="0" w:oddHBand="0" w:evenHBand="0" w:firstRowFirstColumn="0" w:firstRowLastColumn="0" w:lastRowFirstColumn="0" w:lastRowLastColumn="0"/>
+              <w:rPr>
+                <w:b w:val="0"/>
+                <w:bCs w:val="0"/>
+              </w:rPr>
+            </w:pPr>
+            <w:r>
+              <w:t>Observation</w:t>
+            </w:r>
+          </w:p>
+        </w:tc>
+      </w:tr>
+      <w:tr>
+        <w:tc>
+          <w:tcPr>
+            <w:cnfStyle w:val="001000000000" w:firstRow="0" w:lastRow="0" w:firstColumn="1" w:lastColumn="0" w:oddVBand="0" w:evenVBand="0" w:oddHBand="0" w:evenHBand="0" w:firstRowFirstColumn="0" w:firstRowLastColumn="0" w:lastRowFirstColumn="0" w:lastRowLastColumn="0"/>
+            <w:tcW w:w="3632" w:type="dxa"/>
+            <w:hideMark/>
+          </w:tcPr>
+          <w:p>
+            <w:r>
+              <w:t xml:space="preserve">Contacter chaque orateur </w:t>
+            </w:r>
+            <w:r>
+              <w:t>et confirmer sa disponibilité et/ou conditions. Remplir le tableau de disponibilité.</w:t>
+            </w:r>
+          </w:p>
+        </w:tc>
+        <w:tc>
+          <w:tcPr>
+            <w:tcW w:w="2370" w:type="dxa"/>
+            <w:hideMark/>
+          </w:tcPr>
+          <w:p>
+            <w:pPr>
+              <w:cnfStyle w:val="000000000000" w:firstRow="0" w:lastRow="0" w:firstColumn="0" w:lastColumn="0" w:oddVBand="0" w:evenVBand="0" w:oddHBand="0" w:evenHBand="0" w:firstRowFirstColumn="0" w:firstRowLastColumn="0" w:lastRowFirstColumn="0" w:lastRowLastColumn="0"/>
+            </w:pPr>
+          </w:p>
+        </w:tc>
+        <w:tc>
+          <w:tcPr>
+            <w:tcW w:w="1795" w:type="dxa"/>
+            <w:hideMark/>
+          </w:tcPr>
+          <w:p>
+            <w:pPr>
+              <w:cnfStyle w:val="000000000000" w:firstRow="0" w:lastRow="0" w:firstColumn="0" w:lastColumn="0" w:oddVBand="0" w:evenVBand="0" w:oddHBand="0" w:evenHBand="0" w:firstRowFirstColumn="0" w:firstRowLastColumn="0" w:lastRowFirstColumn="0" w:lastRowLastColumn="0"/>
+            </w:pPr>
+            <w:r>
+              <w:t>14/10/2026</w:t>
+            </w:r>
+          </w:p>
+        </w:tc>
+        <w:tc>
+          <w:tcPr>
+            <w:tcW w:w="1553" w:type="dxa"/>
+          </w:tcPr>
+          <w:p>
+            <w:pPr>
+              <w:cnfStyle w:val="000000000000" w:firstRow="0" w:lastRow="0" w:firstColumn="0" w:lastColumn="0" w:oddVBand="0" w:evenVBand="0" w:oddHBand="0" w:evenHBand="0" w:firstRowFirstColumn="0" w:firstRowLastColumn="0" w:lastRowFirstColumn="0" w:lastRowLastColumn="0"/>
+            </w:pPr>
+          </w:p>
+        </w:tc>
+      </w:tr>
+      <w:tr>
+        <w:tc>
+          <w:tcPr>
+            <w:cnfStyle w:val="001000000000" w:firstRow="0" w:lastRow="0" w:firstColumn="1" w:lastColumn="0" w:oddVBand="0" w:evenVBand="0" w:oddHBand="0" w:evenHBand="0" w:firstRowFirstColumn="0" w:firstRowLastColumn="0" w:lastRowFirstColumn="0" w:lastRowLastColumn="0"/>
+            <w:tcW w:w="3632" w:type="dxa"/>
+          </w:tcPr>
+          <w:p>
+            <w:r>
+              <w:t>Préparation des correspondances officielles destinées aux orateurs confirmés (remerciements pour leur disponibilité, transmission du programme des prières et du thème)</w:t>
+            </w:r>
+          </w:p>
+        </w:tc>
+        <w:tc>
+          <w:tcPr>
+            <w:tcW w:w="2370" w:type="dxa"/>
+          </w:tcPr>
+          <w:p>
+            <w:pPr>
+              <w:cnfStyle w:val="000000000000" w:firstRow="0" w:lastRow="0" w:firstColumn="0" w:lastColumn="0" w:oddVBand="0" w:evenVBand="0" w:oddHBand="0" w:evenHBand="0" w:firstRowFirstColumn="0" w:firstRowLastColumn="0" w:lastRowFirstColumn="0" w:lastRowLastColumn="0"/>
+            </w:pPr>
+          </w:p>
+        </w:tc>
+        <w:tc>
+          <w:tcPr>
+            <w:tcW w:w="1795" w:type="dxa"/>
+          </w:tcPr>
+          <w:p>
+            <w:pPr>
+              <w:cnfStyle w:val="000000000000" w:firstRow="0" w:lastRow="0" w:firstColumn="0" w:lastColumn="0" w:oddVBand="0" w:evenVBand="0" w:oddHBand="0" w:evenHBand="0" w:firstRowFirstColumn="0" w:firstRowLastColumn="0" w:lastRowFirstColumn="0" w:lastRowLastColumn="0"/>
+            </w:pPr>
+            <w:r>
+              <w:t>16/10/2026</w:t>
+            </w:r>
+          </w:p>
+        </w:tc>
+        <w:tc>
+          <w:tcPr>
+            <w:tcW w:w="1553" w:type="dxa"/>
+          </w:tcPr>
+          <w:p>
+            <w:pPr>
+              <w:cnfStyle w:val="000000000000" w:firstRow="0" w:lastRow="0" w:firstColumn="0" w:lastColumn="0" w:oddVBand="0" w:evenVBand="0" w:oddHBand="0" w:evenHBand="0" w:firstRowFirstColumn="0" w:firstRowLastColumn="0" w:lastRowFirstColumn="0" w:lastRowLastColumn="0"/>
+            </w:pPr>
+          </w:p>
+        </w:tc>
+      </w:tr>
+      <w:tr>
+        <w:tc>
+          <w:tcPr>
+            <w:cnfStyle w:val="001000000000" w:firstRow="0" w:lastRow="0" w:firstColumn="1" w:lastColumn="0" w:oddVBand="0" w:evenVBand="0" w:oddHBand="0" w:evenHBand="0" w:firstRowFirstColumn="0" w:firstRowLastColumn="0" w:lastRowFirstColumn="0" w:lastRowLastColumn="0"/>
+            <w:tcW w:w="3632" w:type="dxa"/>
+          </w:tcPr>
+          <w:p>
+            <w:r>
+              <w:t>Préparation des affiches</w:t>
+            </w:r>
+          </w:p>
+        </w:tc>
+        <w:tc>
+          <w:tcPr>
+            <w:tcW w:w="2370" w:type="dxa"/>
+          </w:tcPr>
+          <w:p>
+            <w:pPr>
+              <w:cnfStyle w:val="000000000000" w:firstRow="0" w:lastRow="0" w:firstColumn="0" w:lastColumn="0" w:oddVBand="0" w:evenVBand="0" w:oddHBand="0" w:evenHBand="0" w:firstRowFirstColumn="0" w:firstRowLastColumn="0" w:lastRowFirstColumn="0" w:lastRowLastColumn="0"/>
+            </w:pPr>
+          </w:p>
+        </w:tc>
+        <w:tc>
+          <w:tcPr>
+            <w:tcW w:w="1795" w:type="dxa"/>
+          </w:tcPr>
+          <w:p>
+            <w:pPr>
+              <w:cnfStyle w:val="000000000000" w:firstRow="0" w:lastRow="0" w:firstColumn="0" w:lastColumn="0" w:oddVBand="0" w:evenVBand="0" w:oddHBand="0" w:evenHBand="0" w:firstRowFirstColumn="0" w:firstRowLastColumn="0" w:lastRowFirstColumn="0" w:lastRowLastColumn="0"/>
+            </w:pPr>
+            <w:r>
+              <w:t>16/10/2026</w:t>
+            </w:r>
+          </w:p>
+        </w:tc>
+        <w:tc>
+          <w:tcPr>
+            <w:tcW w:w="1553" w:type="dxa"/>
+          </w:tcPr>
+          <w:p>
+            <w:pPr>
+              <w:cnfStyle w:val="000000000000" w:firstRow="0" w:lastRow="0" w:firstColumn="0" w:lastColumn="0" w:oddVBand="0" w:evenVBand="0" w:oddHBand="0" w:evenHBand="0" w:firstRowFirstColumn="0" w:firstRowLastColumn="0" w:lastRowFirstColumn="0" w:lastRowLastColumn="0"/>
+            </w:pPr>
+          </w:p>
+        </w:tc>
+      </w:tr>
+      <w:tr>
+        <w:tc>
+          <w:tcPr>
+            <w:cnfStyle w:val="001000000000" w:firstRow="0" w:lastRow="0" w:firstColumn="1" w:lastColumn="0" w:oddVBand="0" w:evenVBand="0" w:oddHBand="0" w:evenHBand="0" w:firstRowFirstColumn="0" w:firstRowLastColumn="0" w:lastRowFirstColumn="0" w:lastRowLastColumn="0"/>
+            <w:tcW w:w="3632" w:type="dxa"/>
+          </w:tcPr>
+          <w:p>
+            <w:r>
+              <w:t xml:space="preserve">Préparation </w:t>
+            </w:r>
+            <w:r>
+              <w:t>des présentations</w:t>
+            </w:r>
+            <w:r>
+              <w:t xml:space="preserve"> des orateurs (</w:t>
+            </w:r>
+            <w:r>
+              <w:t xml:space="preserve">pour projection </w:t>
+            </w:r>
+            <w:r>
+              <w:t>sur écran)</w:t>
+            </w:r>
+          </w:p>
+        </w:tc>
+        <w:tc>
+          <w:tcPr>
+            <w:tcW w:w="2370" w:type="dxa"/>
+          </w:tcPr>
+          <w:p>
+            <w:pPr>
+              <w:cnfStyle w:val="000000000000" w:firstRow="0" w:lastRow="0" w:firstColumn="0" w:lastColumn="0" w:oddVBand="0" w:evenVBand="0" w:oddHBand="0" w:evenHBand="0" w:firstRowFirstColumn="0" w:firstRowLastColumn="0" w:lastRowFirstColumn="0" w:lastRowLastColumn="0"/>
+            </w:pPr>
+          </w:p>
+        </w:tc>
+        <w:tc>
+          <w:tcPr>
+            <w:tcW w:w="1795" w:type="dxa"/>
+          </w:tcPr>
+          <w:p>
+            <w:pPr>
+              <w:cnfStyle w:val="000000000000" w:firstRow="0" w:lastRow="0" w:firstColumn="0" w:lastColumn="0" w:oddVBand="0" w:evenVBand="0" w:oddHBand="0" w:evenHBand="0" w:firstRowFirstColumn="0" w:firstRowLastColumn="0" w:lastRowFirstColumn="0" w:lastRowLastColumn="0"/>
+            </w:pPr>
+            <w:r>
+              <w:t>19/10/2026</w:t>
+            </w:r>
+          </w:p>
+        </w:tc>
+        <w:tc>
+          <w:tcPr>
+            <w:tcW w:w="1553" w:type="dxa"/>
+          </w:tcPr>
+          <w:p>
+            <w:pPr>
+              <w:cnfStyle w:val="000000000000" w:firstRow="0" w:lastRow="0" w:firstColumn="0" w:lastColumn="0" w:oddVBand="0" w:evenVBand="0" w:oddHBand="0" w:evenHBand="0" w:firstRowFirstColumn="0" w:firstRowLastColumn="0" w:lastRowFirstColumn="0" w:lastRowLastColumn="0"/>
+            </w:pPr>
+          </w:p>
+        </w:tc>
+      </w:tr>
+      <w:tr>
+        <w:tc>
+          <w:tcPr>
+            <w:cnfStyle w:val="001000000000" w:firstRow="0" w:lastRow="0" w:firstColumn="1" w:lastColumn="0" w:oddVBand="0" w:evenVBand="0" w:oddHBand="0" w:evenHBand="0" w:firstRowFirstColumn="0" w:firstRowLastColumn="0" w:lastRowFirstColumn="0" w:lastRowLastColumn="0"/>
+            <w:tcW w:w="3632" w:type="dxa"/>
+          </w:tcPr>
+          <w:p>
+            <w:r>
+              <w:t>Préparation</w:t>
+            </w:r>
+            <w:r>
+              <w:t xml:space="preserve"> de voyages</w:t>
+            </w:r>
+          </w:p>
+        </w:tc>
+        <w:tc>
+          <w:tcPr>
+            <w:tcW w:w="2370" w:type="dxa"/>
+          </w:tcPr>
+          <w:p>
+            <w:pPr>
+              <w:cnfStyle w:val="000000000000" w:firstRow="0" w:lastRow="0" w:firstColumn="0" w:lastColumn="0" w:oddVBand="0" w:evenVBand="0" w:oddHBand="0" w:evenHBand="0" w:firstRowFirstColumn="0" w:firstRowLastColumn="0" w:lastRowFirstColumn="0" w:lastRowLastColumn="0"/>
+            </w:pPr>
+          </w:p>
+        </w:tc>
+        <w:tc>
+          <w:tcPr>
+            <w:tcW w:w="1795" w:type="dxa"/>
+          </w:tcPr>
+          <w:p>
+            <w:pPr>
+              <w:cnfStyle w:val="000000000000" w:firstRow="0" w:lastRow="0" w:firstColumn="0" w:lastColumn="0" w:oddVBand="0" w:evenVBand="0" w:oddHBand="0" w:evenHBand="0" w:firstRowFirstColumn="0" w:firstRowLastColumn="0" w:lastRowFirstColumn="0" w:lastRowLastColumn="0"/>
+            </w:pPr>
+            <w:r>
+              <w:t>16/10/2026</w:t>
+            </w:r>
+          </w:p>
+        </w:tc>
+        <w:tc>
+          <w:tcPr>
+            <w:tcW w:w="1553" w:type="dxa"/>
+          </w:tcPr>
+          <w:p>
+            <w:pPr>
+              <w:cnfStyle w:val="000000000000" w:firstRow="0" w:lastRow="0" w:firstColumn="0" w:lastColumn="0" w:oddVBand="0" w:evenVBand="0" w:oddHBand="0" w:evenHBand="0" w:firstRowFirstColumn="0" w:firstRowLastColumn="0" w:lastRowFirstColumn="0" w:lastRowLastColumn="0"/>
+            </w:pPr>
+          </w:p>
+        </w:tc>
+      </w:tr>
+      <w:tr>
+        <w:tc>
+          <w:tcPr>
+            <w:cnfStyle w:val="001000000000" w:firstRow="0" w:lastRow="0" w:firstColumn="1" w:lastColumn="0" w:oddVBand="0" w:evenVBand="0" w:oddHBand="0" w:evenHBand="0" w:firstRowFirstColumn="0" w:firstRowLastColumn="0" w:lastRowFirstColumn="0" w:lastRowLastColumn="0"/>
+            <w:tcW w:w="3632" w:type="dxa"/>
+          </w:tcPr>
+          <w:p>
+            <w:r>
+              <w:t>Organiser l’hébergement</w:t>
+            </w:r>
+          </w:p>
+        </w:tc>
+        <w:tc>
+          <w:tcPr>
+            <w:tcW w:w="2370" w:type="dxa"/>
+          </w:tcPr>
+          <w:p>
+            <w:pPr>
+              <w:cnfStyle w:val="000000000000" w:firstRow="0" w:lastRow="0" w:firstColumn="0" w:lastColumn="0" w:oddVBand="0" w:evenVBand="0" w:oddHBand="0" w:evenHBand="0" w:firstRowFirstColumn="0" w:firstRowLastColumn="0" w:lastRowFirstColumn="0" w:lastRowLastColumn="0"/>
+            </w:pPr>
+          </w:p>
+        </w:tc>
+        <w:tc>
+          <w:tcPr>
+            <w:tcW w:w="1795" w:type="dxa"/>
+          </w:tcPr>
+          <w:p>
+            <w:pPr>
+              <w:cnfStyle w:val="000000000000" w:firstRow="0" w:lastRow="0" w:firstColumn="0" w:lastColumn="0" w:oddVBand="0" w:evenVBand="0" w:oddHBand="0" w:evenHBand="0" w:firstRowFirstColumn="0" w:firstRowLastColumn="0" w:lastRowFirstColumn="0" w:lastRowLastColumn="0"/>
+            </w:pPr>
+            <w:r>
+              <w:t>16/10/2026</w:t>
+            </w:r>
+          </w:p>
+        </w:tc>
+        <w:tc>
+          <w:tcPr>
+            <w:tcW w:w="1553" w:type="dxa"/>
+          </w:tcPr>
+          <w:p>
+            <w:pPr>
+              <w:cnfStyle w:val="000000000000" w:firstRow="0" w:lastRow="0" w:firstColumn="0" w:lastColumn="0" w:oddVBand="0" w:evenVBand="0" w:oddHBand="0" w:evenHBand="0" w:firstRowFirstColumn="0" w:firstRowLastColumn="0" w:lastRowFirstColumn="0" w:lastRowLastColumn="0"/>
+            </w:pPr>
+          </w:p>
+        </w:tc>
+      </w:tr>
+      <w:tr>
+        <w:tc>
+          <w:tcPr>
+            <w:cnfStyle w:val="001000000000" w:firstRow="0" w:lastRow="0" w:firstColumn="1" w:lastColumn="0" w:oddVBand="0" w:evenVBand="0" w:oddHBand="0" w:evenHBand="0" w:firstRowFirstColumn="0" w:firstRowLastColumn="0" w:lastRowFirstColumn="0" w:lastRowLastColumn="0"/>
+            <w:tcW w:w="3632" w:type="dxa"/>
+          </w:tcPr>
+          <w:p>
+            <w:r>
+              <w:t>Définir les dates d’arrivée et départ pour faciliter la logistique</w:t>
+            </w:r>
+          </w:p>
+        </w:tc>
+        <w:tc>
+          <w:tcPr>
+            <w:tcW w:w="2370" w:type="dxa"/>
+          </w:tcPr>
+          <w:p>
+            <w:pPr>
+              <w:cnfStyle w:val="000000000000" w:firstRow="0" w:lastRow="0" w:firstColumn="0" w:lastColumn="0" w:oddVBand="0" w:evenVBand="0" w:oddHBand="0" w:evenHBand="0" w:firstRowFirstColumn="0" w:firstRowLastColumn="0" w:lastRowFirstColumn="0" w:lastRowLastColumn="0"/>
+            </w:pPr>
+          </w:p>
+        </w:tc>
+        <w:tc>
+          <w:tcPr>
+            <w:tcW w:w="1795" w:type="dxa"/>
+          </w:tcPr>
+          <w:p>
+            <w:pPr>
+              <w:cnfStyle w:val="000000000000" w:firstRow="0" w:lastRow="0" w:firstColumn="0" w:lastColumn="0" w:oddVBand="0" w:evenVBand="0" w:oddHBand="0" w:evenHBand="0" w:firstRowFirstColumn="0" w:firstRowLastColumn="0" w:lastRowFirstColumn="0" w:lastRowLastColumn="0"/>
+            </w:pPr>
+            <w:r>
+              <w:t>16/10/2026</w:t>
+            </w:r>
+          </w:p>
+        </w:tc>
+        <w:tc>
+          <w:tcPr>
+            <w:tcW w:w="1553" w:type="dxa"/>
+          </w:tcPr>
+          <w:p>
+            <w:pPr>
+              <w:cnfStyle w:val="000000000000" w:firstRow="0" w:lastRow="0" w:firstColumn="0" w:lastColumn="0" w:oddVBand="0" w:evenVBand="0" w:oddHBand="0" w:evenHBand="0" w:firstRowFirstColumn="0" w:firstRowLastColumn="0" w:lastRowFirstColumn="0" w:lastRowLastColumn="0"/>
+            </w:pPr>
+          </w:p>
+        </w:tc>
+      </w:tr>
+      <w:tr>
+        <w:tc>
+          <w:tcPr>
+            <w:cnfStyle w:val="001000000000" w:firstRow="0" w:lastRow="0" w:firstColumn="1" w:lastColumn="0" w:oddVBand="0" w:evenVBand="0" w:oddHBand="0" w:evenHBand="0" w:firstRowFirstColumn="0" w:firstRowLastColumn="0" w:lastRowFirstColumn="0" w:lastRowLastColumn="0"/>
+            <w:tcW w:w="3632" w:type="dxa"/>
+          </w:tcPr>
+          <w:p>
+            <w:r>
+              <w:t>Organiser le service d’accueil (média &amp; protocole)</w:t>
+            </w:r>
+          </w:p>
+        </w:tc>
+        <w:tc>
+          <w:tcPr>
+            <w:tcW w:w="2370" w:type="dxa"/>
+          </w:tcPr>
+          <w:p>
+            <w:pPr>
+              <w:cnfStyle w:val="000000000000" w:firstRow="0" w:lastRow="0" w:firstColumn="0" w:lastColumn="0" w:oddVBand="0" w:evenVBand="0" w:oddHBand="0" w:evenHBand="0" w:firstRowFirstColumn="0" w:firstRowLastColumn="0" w:lastRowFirstColumn="0" w:lastRowLastColumn="0"/>
+            </w:pPr>
+          </w:p>
+        </w:tc>
+        <w:tc>
+          <w:tcPr>
+            <w:tcW w:w="1795" w:type="dxa"/>
+          </w:tcPr>
+          <w:p>
+            <w:pPr>
+              <w:cnfStyle w:val="000000000000" w:firstRow="0" w:lastRow="0" w:firstColumn="0" w:lastColumn="0" w:oddVBand="0" w:evenVBand="0" w:oddHBand="0" w:evenHBand="0" w:firstRowFirstColumn="0" w:firstRowLastColumn="0" w:lastRowFirstColumn="0" w:lastRowLastColumn="0"/>
+            </w:pPr>
+            <w:r>
+              <w:t>16/10/2026</w:t>
+            </w:r>
+          </w:p>
+        </w:tc>
+        <w:tc>
+          <w:tcPr>
+            <w:tcW w:w="1553" w:type="dxa"/>
+          </w:tcPr>
+          <w:p>
+            <w:pPr>
+              <w:cnfStyle w:val="000000000000" w:firstRow="0" w:lastRow="0" w:firstColumn="0" w:lastColumn="0" w:oddVBand="0" w:evenVBand="0" w:oddHBand="0" w:evenHBand="0" w:firstRowFirstColumn="0" w:firstRowLastColumn="0" w:lastRowFirstColumn="0" w:lastRowLastColumn="0"/>
+            </w:pPr>
+          </w:p>
+        </w:tc>
+      </w:tr>
+      <w:tr>
+        <w:tc>
+          <w:tcPr>
+            <w:cnfStyle w:val="001000000000" w:firstRow="0" w:lastRow="0" w:firstColumn="1" w:lastColumn="0" w:oddVBand="0" w:evenVBand="0" w:oddHBand="0" w:evenHBand="0" w:firstRowFirstColumn="0" w:firstRowLastColumn="0" w:lastRowFirstColumn="0" w:lastRowLastColumn="0"/>
+            <w:tcW w:w="3632" w:type="dxa"/>
+          </w:tcPr>
+          <w:p>
+            <w:r>
+              <w:t xml:space="preserve">Réunion interne avec les protocoles/sécurité &amp; intercession sur le déroulement des </w:t>
+            </w:r>
+            <w:r>
+              <w:t>cultes</w:t>
+            </w:r>
+          </w:p>
+        </w:tc>
+        <w:tc>
+          <w:tcPr>
+            <w:tcW w:w="2370" w:type="dxa"/>
+          </w:tcPr>
+          <w:p>
+            <w:pPr>
+              <w:cnfStyle w:val="000000000000" w:firstRow="0" w:lastRow="0" w:firstColumn="0" w:lastColumn="0" w:oddVBand="0" w:evenVBand="0" w:oddHBand="0" w:evenHBand="0" w:firstRowFirstColumn="0" w:firstRowLastColumn="0" w:lastRowFirstColumn="0" w:lastRowLastColumn="0"/>
+            </w:pPr>
+          </w:p>
+        </w:tc>
+        <w:tc>
+          <w:tcPr>
+            <w:tcW w:w="1795" w:type="dxa"/>
+          </w:tcPr>
+          <w:p>
+            <w:pPr>
+              <w:cnfStyle w:val="000000000000" w:firstRow="0" w:lastRow="0" w:firstColumn="0" w:lastColumn="0" w:oddVBand="0" w:evenVBand="0" w:oddHBand="0" w:evenHBand="0" w:firstRowFirstColumn="0" w:firstRowLastColumn="0" w:lastRowFirstColumn="0" w:lastRowLastColumn="0"/>
+            </w:pPr>
+            <w:r>
+              <w:t>1</w:t>
+            </w:r>
+            <w:r>
+              <w:t>9</w:t>
+            </w:r>
+            <w:r>
+              <w:t>/10/2026</w:t>
+            </w:r>
+          </w:p>
+        </w:tc>
+        <w:tc>
+          <w:tcPr>
+            <w:tcW w:w="1553" w:type="dxa"/>
+          </w:tcPr>
+          <w:p>
+            <w:pPr>
+              <w:cnfStyle w:val="000000000000" w:firstRow="0" w:lastRow="0" w:firstColumn="0" w:lastColumn="0" w:oddVBand="0" w:evenVBand="0" w:oddHBand="0" w:evenHBand="0" w:firstRowFirstColumn="0" w:firstRowLastColumn="0" w:lastRowFirstColumn="0" w:lastRowLastColumn="0"/>
+            </w:pPr>
+          </w:p>
+        </w:tc>
+      </w:tr>
+    </w:tbl>
+    <w:p>
+      <w:pPr>
+        <w:rPr>
+          <w:b/>
+          <w:bCs/>
+        </w:rPr>
+      </w:pPr>
+    </w:p>
+    <w:p>
+      <w:pPr>
+        <w:rPr>
+          <w:b/>
+          <w:bCs/>
+        </w:rPr>
+      </w:pPr>
+      <w:r>
+        <w:rPr>
+          <w:b/>
+          <w:bCs/>
+        </w:rPr>
+        <w:br w:type="page"/>
+      </w:r>
+    </w:p>
+    <w:p>
+      <w:pPr>
+        <w:pStyle w:val="ListParagraph"/>
+        <w:numPr>
+          <w:ilvl w:val="0"/>
+          <w:numId w:val="2"/>
+        </w:numPr>
+        <w:rPr>
+          <w:b/>
+          <w:bCs/>
+        </w:rPr>
+      </w:pPr>
+      <w:r>
+        <w:rPr>
+          <w:b/>
+          <w:bCs/>
+        </w:rPr>
+        <w:lastRenderedPageBreak/>
+        <w:t>Orateurs et disponibilité</w:t>
+      </w:r>
+    </w:p>
+    <w:tbl>
+      <w:tblPr>
+        <w:tblStyle w:val="GridTable1Light-Accent1"/>
+        <w:tblW w:w="9350" w:type="dxa"/>
+        <w:tblLook w:val="04A0" w:firstRow="1" w:lastRow="0" w:firstColumn="1" w:lastColumn="0" w:noHBand="0" w:noVBand="1"/>
+      </w:tblPr>
+      <w:tblGrid>
+        <w:gridCol w:w="551"/>
+        <w:gridCol w:w="2712"/>
+        <w:gridCol w:w="1720"/>
+        <w:gridCol w:w="2327"/>
+        <w:gridCol w:w="2040"/>
+      </w:tblGrid>
+      <w:tr>
+        <w:trPr>
+          <w:cnfStyle w:val="100000000000" w:firstRow="1" w:lastRow="0" w:firstColumn="0" w:lastColumn="0" w:oddVBand="0" w:evenVBand="0" w:oddHBand="0" w:evenHBand="0" w:firstRowFirstColumn="0" w:firstRowLastColumn="0" w:lastRowFirstColumn="0" w:lastRowLastColumn="0"/>
+          <w:trHeight w:val="507"/>
+        </w:trPr>
+        <w:tc>
+          <w:tcPr>
+            <w:cnfStyle w:val="001000000000" w:firstRow="0" w:lastRow="0" w:firstColumn="1" w:lastColumn="0" w:oddVBand="0" w:evenVBand="0" w:oddHBand="0" w:evenHBand="0" w:firstRowFirstColumn="0" w:firstRowLastColumn="0" w:lastRowFirstColumn="0" w:lastRowLastColumn="0"/>
+            <w:tcW w:w="551" w:type="dxa"/>
+            <w:hideMark/>
+          </w:tcPr>
+          <w:p>
+            <w:pPr>
+              <w:rPr>
+                <w:b w:val="0"/>
+                <w:bCs w:val="0"/>
+              </w:rPr>
+            </w:pPr>
+          </w:p>
+        </w:tc>
+        <w:tc>
+          <w:tcPr>
+            <w:tcW w:w="2712" w:type="dxa"/>
+            <w:hideMark/>
+          </w:tcPr>
+          <w:p>
+            <w:pPr>
+              <w:cnfStyle w:val="100000000000" w:firstRow="1" w:lastRow="0" w:firstColumn="0" w:lastColumn="0" w:oddVBand="0" w:evenVBand="0" w:oddHBand="0" w:evenHBand="0" w:firstRowFirstColumn="0" w:firstRowLastColumn="0" w:lastRowFirstColumn="0" w:lastRowLastColumn="0"/>
+            </w:pPr>
+            <w:r>
+              <w:t>Orateur</w:t>
+            </w:r>
+          </w:p>
+        </w:tc>
+        <w:tc>
+          <w:tcPr>
+            <w:tcW w:w="1720" w:type="dxa"/>
+            <w:hideMark/>
+          </w:tcPr>
+          <w:p>
+            <w:pPr>
+              <w:cnfStyle w:val="100000000000" w:firstRow="1" w:lastRow="0" w:firstColumn="0" w:lastColumn="0" w:oddVBand="0" w:evenVBand="0" w:oddHBand="0" w:evenHBand="0" w:firstRowFirstColumn="0" w:firstRowLastColumn="0" w:lastRowFirstColumn="0" w:lastRowLastColumn="0"/>
+            </w:pPr>
+            <w:r>
+              <w:t>Provenance</w:t>
+            </w:r>
+          </w:p>
+        </w:tc>
+        <w:tc>
+          <w:tcPr>
+            <w:tcW w:w="2327" w:type="dxa"/>
+          </w:tcPr>
+          <w:p>
+            <w:pPr>
+              <w:cnfStyle w:val="100000000000" w:firstRow="1" w:lastRow="0" w:firstColumn="0" w:lastColumn="0" w:oddVBand="0" w:evenVBand="0" w:oddHBand="0" w:evenHBand="0" w:firstRowFirstColumn="0" w:firstRowLastColumn="0" w:lastRowFirstColumn="0" w:lastRowLastColumn="0"/>
+              <w:rPr>
+                <w:b w:val="0"/>
+                <w:bCs w:val="0"/>
+              </w:rPr>
+            </w:pPr>
+            <w:r>
+              <w:t>Disponibilité</w:t>
+            </w:r>
+          </w:p>
+        </w:tc>
+        <w:tc>
+          <w:tcPr>
+            <w:tcW w:w="2040" w:type="dxa"/>
+          </w:tcPr>
+          <w:p>
+            <w:pPr>
+              <w:cnfStyle w:val="100000000000" w:firstRow="1" w:lastRow="0" w:firstColumn="0" w:lastColumn="0" w:oddVBand="0" w:evenVBand="0" w:oddHBand="0" w:evenHBand="0" w:firstRowFirstColumn="0" w:firstRowLastColumn="0" w:lastRowFirstColumn="0" w:lastRowLastColumn="0"/>
+              <w:rPr>
+                <w:b w:val="0"/>
+                <w:bCs w:val="0"/>
+              </w:rPr>
+            </w:pPr>
+            <w:r>
+              <w:t>Observation</w:t>
+            </w:r>
+          </w:p>
+        </w:tc>
+      </w:tr>
+      <w:tr>
+        <w:trPr>
+          <w:trHeight w:val="741"/>
+        </w:trPr>
+        <w:tc>
+          <w:tcPr>
+            <w:cnfStyle w:val="001000000000" w:firstRow="0" w:lastRow="0" w:firstColumn="1" w:lastColumn="0" w:oddVBand="0" w:evenVBand="0" w:oddHBand="0" w:evenHBand="0" w:firstRowFirstColumn="0" w:firstRowLastColumn="0" w:lastRowFirstColumn="0" w:lastRowLastColumn="0"/>
+            <w:tcW w:w="551" w:type="dxa"/>
+            <w:hideMark/>
+          </w:tcPr>
+          <w:p>
+            <w:pPr>
+              <w:jc w:val="center"/>
+              <w:rPr>
+                <w:b w:val="0"/>
+                <w:bCs w:val="0"/>
+              </w:rPr>
+            </w:pPr>
+            <w:r>
+              <w:t>1</w:t>
+            </w:r>
+          </w:p>
+        </w:tc>
+        <w:tc>
+          <w:tcPr>
+            <w:tcW w:w="2712" w:type="dxa"/>
+          </w:tcPr>
+          <w:p>
+            <w:pPr>
+              <w:cnfStyle w:val="000000000000" w:firstRow="0" w:lastRow="0" w:firstColumn="0" w:lastColumn="0" w:oddVBand="0" w:evenVBand="0" w:oddHBand="0" w:evenHBand="0" w:firstRowFirstColumn="0" w:firstRowLastColumn="0" w:lastRowFirstColumn="0" w:lastRowLastColumn="0"/>
+            </w:pPr>
+            <w:r>
+              <w:t>Past Louis IMBA</w:t>
+            </w:r>
+          </w:p>
+        </w:tc>
+        <w:tc>
+          <w:tcPr>
+            <w:tcW w:w="1720" w:type="dxa"/>
+            <w:hideMark/>
+          </w:tcPr>
+          <w:p>
+            <w:pPr>
+              <w:cnfStyle w:val="000000000000" w:firstRow="0" w:lastRow="0" w:firstColumn="0" w:lastColumn="0" w:oddVBand="0" w:evenVBand="0" w:oddHBand="0" w:evenHBand="0" w:firstRowFirstColumn="0" w:firstRowLastColumn="0" w:lastRowFirstColumn="0" w:lastRowLastColumn="0"/>
+            </w:pPr>
+            <w:r>
+              <w:t>Kinshasa</w:t>
+            </w:r>
+          </w:p>
+        </w:tc>
+        <w:tc>
+          <w:tcPr>
+            <w:tcW w:w="2327" w:type="dxa"/>
+          </w:tcPr>
+          <w:p>
+            <w:pPr>
+              <w:cnfStyle w:val="000000000000" w:firstRow="0" w:lastRow="0" w:firstColumn="0" w:lastColumn="0" w:oddVBand="0" w:evenVBand="0" w:oddHBand="0" w:evenHBand="0" w:firstRowFirstColumn="0" w:firstRowLastColumn="0" w:lastRowFirstColumn="0" w:lastRowLastColumn="0"/>
+              <w:rPr>
+                <w:b/>
+                <w:bCs/>
+              </w:rPr>
+            </w:pPr>
+            <w:r>
+              <w:rPr>
+                <w:b/>
+                <w:bCs/>
+              </w:rPr>
+              <w:t>Sem 8 : 07/12 – 13/12</w:t>
+            </w:r>
+          </w:p>
+        </w:tc>
+        <w:tc>
+          <w:tcPr>
+            <w:tcW w:w="2040" w:type="dxa"/>
+          </w:tcPr>
+          <w:p>
+            <w:pPr>
+              <w:cnfStyle w:val="000000000000" w:firstRow="0" w:lastRow="0" w:firstColumn="0" w:lastColumn="0" w:oddVBand="0" w:evenVBand="0" w:oddHBand="0" w:evenHBand="0" w:firstRowFirstColumn="0" w:firstRowLastColumn="0" w:lastRowFirstColumn="0" w:lastRowLastColumn="0"/>
+              <w:rPr>
+                <w:b/>
+                <w:bCs/>
+              </w:rPr>
+            </w:pPr>
+            <w:r>
+              <w:rPr>
+                <w:b/>
+                <w:bCs/>
+                <w:color w:val="4EA72E" w:themeColor="accent6"/>
+              </w:rPr>
+              <w:t>Confirmé</w:t>
+            </w:r>
+          </w:p>
+        </w:tc>
+      </w:tr>
+      <w:tr>
+        <w:trPr>
+          <w:trHeight w:val="777"/>
+        </w:trPr>
+        <w:tc>
+          <w:tcPr>
+            <w:cnfStyle w:val="001000000000" w:firstRow="0" w:lastRow="0" w:firstColumn="1" w:lastColumn="0" w:oddVBand="0" w:evenVBand="0" w:oddHBand="0" w:evenHBand="0" w:firstRowFirstColumn="0" w:firstRowLastColumn="0" w:lastRowFirstColumn="0" w:lastRowLastColumn="0"/>
+            <w:tcW w:w="551" w:type="dxa"/>
+            <w:hideMark/>
+          </w:tcPr>
+          <w:p>
+            <w:pPr>
+              <w:jc w:val="center"/>
+              <w:rPr>
+                <w:b w:val="0"/>
+                <w:bCs w:val="0"/>
+              </w:rPr>
+            </w:pPr>
+            <w:r>
+              <w:t>2</w:t>
+            </w:r>
+          </w:p>
+        </w:tc>
+        <w:tc>
+          <w:tcPr>
+            <w:tcW w:w="2712" w:type="dxa"/>
+          </w:tcPr>
+          <w:p>
+            <w:pPr>
+              <w:cnfStyle w:val="000000000000" w:firstRow="0" w:lastRow="0" w:firstColumn="0" w:lastColumn="0" w:oddVBand="0" w:evenVBand="0" w:oddHBand="0" w:evenHBand="0" w:firstRowFirstColumn="0" w:firstRowLastColumn="0" w:lastRowFirstColumn="0" w:lastRowLastColumn="0"/>
+            </w:pPr>
+            <w:proofErr w:type="spellStart"/>
+            <w:r>
+              <w:t>Proph</w:t>
+            </w:r>
+            <w:proofErr w:type="spellEnd"/>
+            <w:r>
+              <w:t xml:space="preserve"> S</w:t>
+            </w:r>
+            <w:r>
+              <w:t>amson NKASHAMA</w:t>
+            </w:r>
+          </w:p>
+        </w:tc>
+        <w:tc>
+          <w:tcPr>
+            <w:tcW w:w="1720" w:type="dxa"/>
+            <w:hideMark/>
+          </w:tcPr>
+          <w:p>
+            <w:pPr>
+              <w:cnfStyle w:val="000000000000" w:firstRow="0" w:lastRow="0" w:firstColumn="0" w:lastColumn="0" w:oddVBand="0" w:evenVBand="0" w:oddHBand="0" w:evenHBand="0" w:firstRowFirstColumn="0" w:firstRowLastColumn="0" w:lastRowFirstColumn="0" w:lastRowLastColumn="0"/>
+            </w:pPr>
+            <w:r>
+              <w:t>Lubumbashi</w:t>
+            </w:r>
+          </w:p>
+        </w:tc>
+        <w:tc>
+          <w:tcPr>
+            <w:tcW w:w="2327" w:type="dxa"/>
+          </w:tcPr>
+          <w:p>
+            <w:pPr>
+              <w:cnfStyle w:val="000000000000" w:firstRow="0" w:lastRow="0" w:firstColumn="0" w:lastColumn="0" w:oddVBand="0" w:evenVBand="0" w:oddHBand="0" w:evenHBand="0" w:firstRowFirstColumn="0" w:firstRowLastColumn="0" w:lastRowFirstColumn="0" w:lastRowLastColumn="0"/>
+            </w:pPr>
+          </w:p>
+        </w:tc>
+        <w:tc>
+          <w:tcPr>
+            <w:tcW w:w="2040" w:type="dxa"/>
+          </w:tcPr>
+          <w:p>
+            <w:pPr>
+              <w:cnfStyle w:val="000000000000" w:firstRow="0" w:lastRow="0" w:firstColumn="0" w:lastColumn="0" w:oddVBand="0" w:evenVBand="0" w:oddHBand="0" w:evenHBand="0" w:firstRowFirstColumn="0" w:firstRowLastColumn="0" w:lastRowFirstColumn="0" w:lastRowLastColumn="0"/>
+            </w:pPr>
+          </w:p>
+        </w:tc>
+      </w:tr>
+      <w:tr>
+        <w:tc>
+          <w:tcPr>
+            <w:cnfStyle w:val="001000000000" w:firstRow="0" w:lastRow="0" w:firstColumn="1" w:lastColumn="0" w:oddVBand="0" w:evenVBand="0" w:oddHBand="0" w:evenHBand="0" w:firstRowFirstColumn="0" w:firstRowLastColumn="0" w:lastRowFirstColumn="0" w:lastRowLastColumn="0"/>
+            <w:tcW w:w="551" w:type="dxa"/>
+            <w:hideMark/>
+          </w:tcPr>
+          <w:p>
+            <w:pPr>
+              <w:jc w:val="center"/>
+              <w:rPr>
+                <w:b w:val="0"/>
+                <w:bCs w:val="0"/>
+              </w:rPr>
+            </w:pPr>
+            <w:r>
+              <w:t>3</w:t>
+            </w:r>
+          </w:p>
+        </w:tc>
+        <w:tc>
+          <w:tcPr>
+            <w:tcW w:w="2712" w:type="dxa"/>
+          </w:tcPr>
+          <w:p>
+            <w:pPr>
+              <w:cnfStyle w:val="000000000000" w:firstRow="0" w:lastRow="0" w:firstColumn="0" w:lastColumn="0" w:oddVBand="0" w:evenVBand="0" w:oddHBand="0" w:evenHBand="0" w:firstRowFirstColumn="0" w:firstRowLastColumn="0" w:lastRowFirstColumn="0" w:lastRowLastColumn="0"/>
+            </w:pPr>
+            <w:r>
+              <w:t>Past Cobin TSHIBANDA</w:t>
+            </w:r>
+          </w:p>
+        </w:tc>
+        <w:tc>
+          <w:tcPr>
+            <w:tcW w:w="1720" w:type="dxa"/>
+            <w:hideMark/>
+          </w:tcPr>
+          <w:p>
+            <w:pPr>
+              <w:cnfStyle w:val="000000000000" w:firstRow="0" w:lastRow="0" w:firstColumn="0" w:lastColumn="0" w:oddVBand="0" w:evenVBand="0" w:oddHBand="0" w:evenHBand="0" w:firstRowFirstColumn="0" w:firstRowLastColumn="0" w:lastRowFirstColumn="0" w:lastRowLastColumn="0"/>
+            </w:pPr>
+            <w:r>
+              <w:t>Mbuji-Mayi</w:t>
+            </w:r>
+          </w:p>
+        </w:tc>
+        <w:tc>
+          <w:tcPr>
+            <w:tcW w:w="2327" w:type="dxa"/>
+          </w:tcPr>
+          <w:p>
+            <w:pPr>
+              <w:cnfStyle w:val="000000000000" w:firstRow="0" w:lastRow="0" w:firstColumn="0" w:lastColumn="0" w:oddVBand="0" w:evenVBand="0" w:oddHBand="0" w:evenHBand="0" w:firstRowFirstColumn="0" w:firstRowLastColumn="0" w:lastRowFirstColumn="0" w:lastRowLastColumn="0"/>
+            </w:pPr>
+          </w:p>
+        </w:tc>
+        <w:tc>
+          <w:tcPr>
+            <w:tcW w:w="2040" w:type="dxa"/>
+          </w:tcPr>
+          <w:p>
+            <w:pPr>
+              <w:cnfStyle w:val="000000000000" w:firstRow="0" w:lastRow="0" w:firstColumn="0" w:lastColumn="0" w:oddVBand="0" w:evenVBand="0" w:oddHBand="0" w:evenHBand="0" w:firstRowFirstColumn="0" w:firstRowLastColumn="0" w:lastRowFirstColumn="0" w:lastRowLastColumn="0"/>
+            </w:pPr>
+          </w:p>
+        </w:tc>
+      </w:tr>
+      <w:tr>
+        <w:tc>
+          <w:tcPr>
+            <w:cnfStyle w:val="001000000000" w:firstRow="0" w:lastRow="0" w:firstColumn="1" w:lastColumn="0" w:oddVBand="0" w:evenVBand="0" w:oddHBand="0" w:evenHBand="0" w:firstRowFirstColumn="0" w:firstRowLastColumn="0" w:lastRowFirstColumn="0" w:lastRowLastColumn="0"/>
+            <w:tcW w:w="551" w:type="dxa"/>
+            <w:hideMark/>
+          </w:tcPr>
+          <w:p>
+            <w:pPr>
+              <w:jc w:val="center"/>
+              <w:rPr>
+                <w:b w:val="0"/>
+                <w:bCs w:val="0"/>
+              </w:rPr>
+            </w:pPr>
+            <w:r>
+              <w:t>4</w:t>
+            </w:r>
+          </w:p>
+        </w:tc>
+        <w:tc>
+          <w:tcPr>
+            <w:tcW w:w="2712" w:type="dxa"/>
+          </w:tcPr>
+          <w:p>
+            <w:pPr>
+              <w:cnfStyle w:val="000000000000" w:firstRow="0" w:lastRow="0" w:firstColumn="0" w:lastColumn="0" w:oddVBand="0" w:evenVBand="0" w:oddHBand="0" w:evenHBand="0" w:firstRowFirstColumn="0" w:firstRowLastColumn="0" w:lastRowFirstColumn="0" w:lastRowLastColumn="0"/>
+            </w:pPr>
+            <w:r>
+              <w:t>Past Israël KAYEMBE</w:t>
+            </w:r>
+          </w:p>
+        </w:tc>
+        <w:tc>
+          <w:tcPr>
+            <w:tcW w:w="1720" w:type="dxa"/>
+            <w:hideMark/>
+          </w:tcPr>
+          <w:p>
+            <w:pPr>
+              <w:cnfStyle w:val="000000000000" w:firstRow="0" w:lastRow="0" w:firstColumn="0" w:lastColumn="0" w:oddVBand="0" w:evenVBand="0" w:oddHBand="0" w:evenHBand="0" w:firstRowFirstColumn="0" w:firstRowLastColumn="0" w:lastRowFirstColumn="0" w:lastRowLastColumn="0"/>
+            </w:pPr>
+            <w:r>
+              <w:t>Lubumbashi</w:t>
+            </w:r>
+          </w:p>
+        </w:tc>
+        <w:tc>
+          <w:tcPr>
+            <w:tcW w:w="2327" w:type="dxa"/>
+          </w:tcPr>
+          <w:p>
+            <w:pPr>
+              <w:cnfStyle w:val="000000000000" w:firstRow="0" w:lastRow="0" w:firstColumn="0" w:lastColumn="0" w:oddVBand="0" w:evenVBand="0" w:oddHBand="0" w:evenHBand="0" w:firstRowFirstColumn="0" w:firstRowLastColumn="0" w:lastRowFirstColumn="0" w:lastRowLastColumn="0"/>
+            </w:pPr>
+          </w:p>
+        </w:tc>
+        <w:tc>
+          <w:tcPr>
+            <w:tcW w:w="2040" w:type="dxa"/>
+          </w:tcPr>
+          <w:p>
+            <w:pPr>
+              <w:cnfStyle w:val="000000000000" w:firstRow="0" w:lastRow="0" w:firstColumn="0" w:lastColumn="0" w:oddVBand="0" w:evenVBand="0" w:oddHBand="0" w:evenHBand="0" w:firstRowFirstColumn="0" w:firstRowLastColumn="0" w:lastRowFirstColumn="0" w:lastRowLastColumn="0"/>
+            </w:pPr>
+          </w:p>
+        </w:tc>
+      </w:tr>
+      <w:tr>
+        <w:tc>
+          <w:tcPr>
+            <w:cnfStyle w:val="001000000000" w:firstRow="0" w:lastRow="0" w:firstColumn="1" w:lastColumn="0" w:oddVBand="0" w:evenVBand="0" w:oddHBand="0" w:evenHBand="0" w:firstRowFirstColumn="0" w:firstRowLastColumn="0" w:lastRowFirstColumn="0" w:lastRowLastColumn="0"/>
+            <w:tcW w:w="551" w:type="dxa"/>
+            <w:hideMark/>
+          </w:tcPr>
+          <w:p>
+            <w:pPr>
+              <w:jc w:val="center"/>
+              <w:rPr>
+                <w:b w:val="0"/>
+                <w:bCs w:val="0"/>
+              </w:rPr>
+            </w:pPr>
+            <w:r>
+              <w:t>5</w:t>
+            </w:r>
+          </w:p>
+        </w:tc>
+        <w:tc>
+          <w:tcPr>
+            <w:tcW w:w="2712" w:type="dxa"/>
+          </w:tcPr>
+          <w:p>
+            <w:pPr>
+              <w:cnfStyle w:val="000000000000" w:firstRow="0" w:lastRow="0" w:firstColumn="0" w:lastColumn="0" w:oddVBand="0" w:evenVBand="0" w:oddHBand="0" w:evenHBand="0" w:firstRowFirstColumn="0" w:firstRowLastColumn="0" w:lastRowFirstColumn="0" w:lastRowLastColumn="0"/>
+            </w:pPr>
+            <w:proofErr w:type="spellStart"/>
+            <w:r>
+              <w:t>Proph</w:t>
+            </w:r>
+            <w:proofErr w:type="spellEnd"/>
+            <w:r>
+              <w:t xml:space="preserve"> Josaphat UMBA</w:t>
+            </w:r>
+          </w:p>
+        </w:tc>
+        <w:tc>
+          <w:tcPr>
+            <w:tcW w:w="1720" w:type="dxa"/>
+            <w:hideMark/>
+          </w:tcPr>
+          <w:p>
+            <w:pPr>
+              <w:cnfStyle w:val="000000000000" w:firstRow="0" w:lastRow="0" w:firstColumn="0" w:lastColumn="0" w:oddVBand="0" w:evenVBand="0" w:oddHBand="0" w:evenHBand="0" w:firstRowFirstColumn="0" w:firstRowLastColumn="0" w:lastRowFirstColumn="0" w:lastRowLastColumn="0"/>
+            </w:pPr>
+            <w:r>
+              <w:t>Kolwezi</w:t>
+            </w:r>
+          </w:p>
+        </w:tc>
+        <w:tc>
+          <w:tcPr>
+            <w:tcW w:w="2327" w:type="dxa"/>
+          </w:tcPr>
+          <w:p>
+            <w:pPr>
+              <w:cnfStyle w:val="000000000000" w:firstRow="0" w:lastRow="0" w:firstColumn="0" w:lastColumn="0" w:oddVBand="0" w:evenVBand="0" w:oddHBand="0" w:evenHBand="0" w:firstRowFirstColumn="0" w:firstRowLastColumn="0" w:lastRowFirstColumn="0" w:lastRowLastColumn="0"/>
+            </w:pPr>
+          </w:p>
+        </w:tc>
+        <w:tc>
+          <w:tcPr>
+            <w:tcW w:w="2040" w:type="dxa"/>
+          </w:tcPr>
+          <w:p>
+            <w:pPr>
+              <w:cnfStyle w:val="000000000000" w:firstRow="0" w:lastRow="0" w:firstColumn="0" w:lastColumn="0" w:oddVBand="0" w:evenVBand="0" w:oddHBand="0" w:evenHBand="0" w:firstRowFirstColumn="0" w:firstRowLastColumn="0" w:lastRowFirstColumn="0" w:lastRowLastColumn="0"/>
+            </w:pPr>
+          </w:p>
+        </w:tc>
+      </w:tr>
+      <w:tr>
+        <w:trPr>
+          <w:trHeight w:val="426"/>
+        </w:trPr>
+        <w:tc>
+          <w:tcPr>
+            <w:cnfStyle w:val="001000000000" w:firstRow="0" w:lastRow="0" w:firstColumn="1" w:lastColumn="0" w:oddVBand="0" w:evenVBand="0" w:oddHBand="0" w:evenHBand="0" w:firstRowFirstColumn="0" w:firstRowLastColumn="0" w:lastRowFirstColumn="0" w:lastRowLastColumn="0"/>
+            <w:tcW w:w="551" w:type="dxa"/>
+          </w:tcPr>
+          <w:p>
+            <w:pPr>
+              <w:jc w:val="center"/>
+              <w:rPr>
+                <w:b w:val="0"/>
+                <w:bCs w:val="0"/>
+              </w:rPr>
+            </w:pPr>
+            <w:r>
+              <w:t>6</w:t>
+            </w:r>
+          </w:p>
+        </w:tc>
+        <w:tc>
+          <w:tcPr>
+            <w:tcW w:w="2712" w:type="dxa"/>
+          </w:tcPr>
+          <w:p>
+            <w:pPr>
+              <w:cnfStyle w:val="000000000000" w:firstRow="0" w:lastRow="0" w:firstColumn="0" w:lastColumn="0" w:oddVBand="0" w:evenVBand="0" w:oddHBand="0" w:evenHBand="0" w:firstRowFirstColumn="0" w:firstRowLastColumn="0" w:lastRowFirstColumn="0" w:lastRowLastColumn="0"/>
+            </w:pPr>
+            <w:r>
+              <w:t>Past</w:t>
+            </w:r>
+            <w:r>
+              <w:t xml:space="preserve"> Israël KABEYA</w:t>
+            </w:r>
+          </w:p>
+        </w:tc>
+        <w:tc>
+          <w:tcPr>
+            <w:tcW w:w="1720" w:type="dxa"/>
+          </w:tcPr>
+          <w:p>
+            <w:pPr>
+              <w:cnfStyle w:val="000000000000" w:firstRow="0" w:lastRow="0" w:firstColumn="0" w:lastColumn="0" w:oddVBand="0" w:evenVBand="0" w:oddHBand="0" w:evenHBand="0" w:firstRowFirstColumn="0" w:firstRowLastColumn="0" w:lastRowFirstColumn="0" w:lastRowLastColumn="0"/>
+            </w:pPr>
+            <w:r>
+              <w:t>Kolwezi</w:t>
+            </w:r>
+          </w:p>
+        </w:tc>
+        <w:tc>
+          <w:tcPr>
+            <w:tcW w:w="2327" w:type="dxa"/>
+          </w:tcPr>
+          <w:p>
+            <w:pPr>
+              <w:cnfStyle w:val="000000000000" w:firstRow="0" w:lastRow="0" w:firstColumn="0" w:lastColumn="0" w:oddVBand="0" w:evenVBand="0" w:oddHBand="0" w:evenHBand="0" w:firstRowFirstColumn="0" w:firstRowLastColumn="0" w:lastRowFirstColumn="0" w:lastRowLastColumn="0"/>
+            </w:pPr>
+          </w:p>
+        </w:tc>
+        <w:tc>
+          <w:tcPr>
+            <w:tcW w:w="2040" w:type="dxa"/>
+          </w:tcPr>
+          <w:p>
+            <w:pPr>
+              <w:cnfStyle w:val="000000000000" w:firstRow="0" w:lastRow="0" w:firstColumn="0" w:lastColumn="0" w:oddVBand="0" w:evenVBand="0" w:oddHBand="0" w:evenHBand="0" w:firstRowFirstColumn="0" w:firstRowLastColumn="0" w:lastRowFirstColumn="0" w:lastRowLastColumn="0"/>
+            </w:pPr>
+          </w:p>
+        </w:tc>
+      </w:tr>
+      <w:tr>
+        <w:tc>
+          <w:tcPr>
+            <w:cnfStyle w:val="001000000000" w:firstRow="0" w:lastRow="0" w:firstColumn="1" w:lastColumn="0" w:oddVBand="0" w:evenVBand="0" w:oddHBand="0" w:evenHBand="0" w:firstRowFirstColumn="0" w:firstRowLastColumn="0" w:lastRowFirstColumn="0" w:lastRowLastColumn="0"/>
+            <w:tcW w:w="551" w:type="dxa"/>
+          </w:tcPr>
+          <w:p>
+            <w:pPr>
+              <w:jc w:val="center"/>
+              <w:rPr>
+                <w:b w:val="0"/>
+                <w:bCs w:val="0"/>
+              </w:rPr>
+            </w:pPr>
+            <w:r>
+              <w:t>7</w:t>
+            </w:r>
+          </w:p>
+        </w:tc>
+        <w:tc>
+          <w:tcPr>
+            <w:tcW w:w="2712" w:type="dxa"/>
+          </w:tcPr>
+          <w:p>
+            <w:pPr>
+              <w:cnfStyle w:val="000000000000" w:firstRow="0" w:lastRow="0" w:firstColumn="0" w:lastColumn="0" w:oddVBand="0" w:evenVBand="0" w:oddHBand="0" w:evenHBand="0" w:firstRowFirstColumn="0" w:firstRowLastColumn="0" w:lastRowFirstColumn="0" w:lastRowLastColumn="0"/>
+            </w:pPr>
+            <w:r>
+              <w:t>Past Lems LANDA</w:t>
+            </w:r>
+          </w:p>
+        </w:tc>
+        <w:tc>
+          <w:tcPr>
+            <w:tcW w:w="1720" w:type="dxa"/>
+          </w:tcPr>
+          <w:p>
+            <w:pPr>
+              <w:cnfStyle w:val="000000000000" w:firstRow="0" w:lastRow="0" w:firstColumn="0" w:lastColumn="0" w:oddVBand="0" w:evenVBand="0" w:oddHBand="0" w:evenHBand="0" w:firstRowFirstColumn="0" w:firstRowLastColumn="0" w:lastRowFirstColumn="0" w:lastRowLastColumn="0"/>
+            </w:pPr>
+            <w:r>
+              <w:t>Kinshasa</w:t>
+            </w:r>
+          </w:p>
+        </w:tc>
+        <w:tc>
+          <w:tcPr>
+            <w:tcW w:w="2327" w:type="dxa"/>
+          </w:tcPr>
+          <w:p>
+            <w:pPr>
+              <w:cnfStyle w:val="000000000000" w:firstRow="0" w:lastRow="0" w:firstColumn="0" w:lastColumn="0" w:oddVBand="0" w:evenVBand="0" w:oddHBand="0" w:evenHBand="0" w:firstRowFirstColumn="0" w:firstRowLastColumn="0" w:lastRowFirstColumn="0" w:lastRowLastColumn="0"/>
+            </w:pPr>
+          </w:p>
+        </w:tc>
+        <w:tc>
+          <w:tcPr>
+            <w:tcW w:w="2040" w:type="dxa"/>
+          </w:tcPr>
+          <w:p>
+            <w:pPr>
+              <w:cnfStyle w:val="000000000000" w:firstRow="0" w:lastRow="0" w:firstColumn="0" w:lastColumn="0" w:oddVBand="0" w:evenVBand="0" w:oddHBand="0" w:evenHBand="0" w:firstRowFirstColumn="0" w:firstRowLastColumn="0" w:lastRowFirstColumn="0" w:lastRowLastColumn="0"/>
+            </w:pPr>
+          </w:p>
+        </w:tc>
+      </w:tr>
+      <w:tr>
+        <w:tc>
+          <w:tcPr>
+            <w:cnfStyle w:val="001000000000" w:firstRow="0" w:lastRow="0" w:firstColumn="1" w:lastColumn="0" w:oddVBand="0" w:evenVBand="0" w:oddHBand="0" w:evenHBand="0" w:firstRowFirstColumn="0" w:firstRowLastColumn="0" w:lastRowFirstColumn="0" w:lastRowLastColumn="0"/>
+            <w:tcW w:w="551" w:type="dxa"/>
+          </w:tcPr>
+          <w:p>
+            <w:pPr>
+              <w:jc w:val="center"/>
+              <w:rPr>
+                <w:b w:val="0"/>
+                <w:bCs w:val="0"/>
+              </w:rPr>
+            </w:pPr>
+            <w:r>
+              <w:t>8</w:t>
+            </w:r>
+          </w:p>
+        </w:tc>
+        <w:tc>
+          <w:tcPr>
+            <w:tcW w:w="2712" w:type="dxa"/>
+          </w:tcPr>
+          <w:p>
+            <w:pPr>
+              <w:cnfStyle w:val="000000000000" w:firstRow="0" w:lastRow="0" w:firstColumn="0" w:lastColumn="0" w:oddVBand="0" w:evenVBand="0" w:oddHBand="0" w:evenHBand="0" w:firstRowFirstColumn="0" w:firstRowLastColumn="0" w:lastRowFirstColumn="0" w:lastRowLastColumn="0"/>
+            </w:pPr>
+          </w:p>
+        </w:tc>
+        <w:tc>
+          <w:tcPr>
+            <w:tcW w:w="1720" w:type="dxa"/>
+          </w:tcPr>
+          <w:p>
+            <w:pPr>
+              <w:cnfStyle w:val="000000000000" w:firstRow="0" w:lastRow="0" w:firstColumn="0" w:lastColumn="0" w:oddVBand="0" w:evenVBand="0" w:oddHBand="0" w:evenHBand="0" w:firstRowFirstColumn="0" w:firstRowLastColumn="0" w:lastRowFirstColumn="0" w:lastRowLastColumn="0"/>
+            </w:pPr>
+          </w:p>
+        </w:tc>
+        <w:tc>
+          <w:tcPr>
+            <w:tcW w:w="2327" w:type="dxa"/>
+          </w:tcPr>
+          <w:p>
+            <w:pPr>
+              <w:cnfStyle w:val="000000000000" w:firstRow="0" w:lastRow="0" w:firstColumn="0" w:lastColumn="0" w:oddVBand="0" w:evenVBand="0" w:oddHBand="0" w:evenHBand="0" w:firstRowFirstColumn="0" w:firstRowLastColumn="0" w:lastRowFirstColumn="0" w:lastRowLastColumn="0"/>
+            </w:pPr>
+          </w:p>
+        </w:tc>
+        <w:tc>
+          <w:tcPr>
+            <w:tcW w:w="2040" w:type="dxa"/>
+          </w:tcPr>
+          <w:p>
+            <w:pPr>
+              <w:cnfStyle w:val="000000000000" w:firstRow="0" w:lastRow="0" w:firstColumn="0" w:lastColumn="0" w:oddVBand="0" w:evenVBand="0" w:oddHBand="0" w:evenHBand="0" w:firstRowFirstColumn="0" w:firstRowLastColumn="0" w:lastRowFirstColumn="0" w:lastRowLastColumn="0"/>
+            </w:pPr>
+          </w:p>
+        </w:tc>
+      </w:tr>
+    </w:tbl>
+    <w:p>
+      <w:pPr>
+        <w:rPr>
+          <w:b/>
+          <w:bCs/>
+        </w:rPr>
+      </w:pPr>
+    </w:p>
+    <w:p>
+      <w:pPr>
+        <w:pStyle w:val="ListParagraph"/>
+        <w:numPr>
+          <w:ilvl w:val="0"/>
+          <w:numId w:val="2"/>
+        </w:numPr>
+      </w:pPr>
+      <w:r>
+        <w:rPr>
+          <w:b/>
+          <w:bCs/>
+        </w:rPr>
+        <w:t>Calendrier des arrivées et départ</w:t>
+      </w:r>
+      <w:r>
+        <w:rPr>
+          <w:b/>
+          <w:bCs/>
+        </w:rPr>
+        <w:t>s</w:t>
+      </w:r>
+      <w:r>
+        <w:rPr>
+          <w:b/>
+          <w:bCs/>
+        </w:rPr>
+        <w:t xml:space="preserve"> des orateurs</w:t>
+      </w:r>
     </w:p>
     <w:tbl>
       <w:tblPr>
         <w:tblW w:w="9350" w:type="dxa"/>
         <w:tblBorders>
-          <w:top w:val="single" w:sz="2" w:space="0" w:color="auto"/>
-          <w:left w:val="single" w:sz="2" w:space="0" w:color="auto"/>
-          <w:bottom w:val="single" w:sz="2" w:space="0" w:color="auto"/>
-          <w:right w:val="single" w:sz="2" w:space="0" w:color="auto"/>
+          <w:top w:val="single" w:sz="4" w:space="0" w:color="auto"/>
+          <w:left w:val="single" w:sz="4" w:space="0" w:color="auto"/>
+          <w:bottom w:val="single" w:sz="4" w:space="0" w:color="auto"/>
+          <w:right w:val="single" w:sz="4" w:space="0" w:color="auto"/>
+          <w:insideH w:val="single" w:sz="4" w:space="0" w:color="auto"/>
+          <w:insideV w:val="single" w:sz="4" w:space="0" w:color="auto"/>
         </w:tblBorders>
         <w:shd w:val="clear" w:color="auto" w:fill="FFFFFF"/>
         <w:tblLook w:val="04A0" w:firstRow="1" w:lastRow="0" w:firstColumn="1" w:lastColumn="0" w:noHBand="0" w:noVBand="1"/>
       </w:tblPr>
       <w:tblGrid>
-        <w:gridCol w:w="1358"/>
-        <w:gridCol w:w="1103"/>
-        <w:gridCol w:w="1742"/>
-        <w:gridCol w:w="2634"/>
-        <w:gridCol w:w="2513"/>
+        <w:gridCol w:w="2785"/>
+        <w:gridCol w:w="1980"/>
+        <w:gridCol w:w="2075"/>
+        <w:gridCol w:w="2510"/>
       </w:tblGrid>
       <w:tr>
-        <w:trPr>
-          <w:trHeight w:val="507"/>
-        </w:trPr>
-        <w:tc>
-          <w:tcPr>
-            <w:tcW w:w="1358" w:type="dxa"/>
-            <w:tcBorders>
-              <w:top w:val="single" w:sz="4" w:space="0" w:color="D9D9D9"/>
-              <w:left w:val="single" w:sz="4" w:space="0" w:color="D9D9D9"/>
-              <w:bottom w:val="single" w:sz="4" w:space="0" w:color="D9D9D9"/>
-              <w:right w:val="single" w:sz="4" w:space="0" w:color="D9D9D9"/>
-            </w:tcBorders>
-            <w:shd w:val="clear" w:color="auto" w:fill="233D54"/>
-          </w:tcPr>
-          <w:p>
-            <w:pPr>
-              <w:rPr>
-                <w:b/>
-                <w:bCs/>
-              </w:rPr>
-            </w:pPr>
-            <w:r>
-              <w:rPr>
-                <w:b/>
-                <w:bCs/>
-              </w:rPr>
-              <w:t>Mois</w:t>
-            </w:r>
-          </w:p>
-        </w:tc>
-        <w:tc>
-          <w:tcPr>
-            <w:tcW w:w="1103" w:type="dxa"/>
-            <w:tcBorders>
-              <w:top w:val="single" w:sz="4" w:space="0" w:color="D9D9D9"/>
-              <w:left w:val="single" w:sz="4" w:space="0" w:color="D9D9D9"/>
-              <w:bottom w:val="single" w:sz="4" w:space="0" w:color="D9D9D9"/>
-              <w:right w:val="single" w:sz="4" w:space="0" w:color="D9D9D9"/>
-            </w:tcBorders>
-            <w:shd w:val="clear" w:color="auto" w:fill="233D54"/>
+        <w:tc>
+          <w:tcPr>
+            <w:tcW w:w="2785" w:type="dxa"/>
+            <w:shd w:val="clear" w:color="auto" w:fill="20364D"/>
             <w:tcMar>
-              <w:top w:w="140" w:type="dxa"/>
-              <w:left w:w="70" w:type="dxa"/>
-              <w:bottom w:w="140" w:type="dxa"/>
-              <w:right w:w="70" w:type="dxa"/>
+              <w:top w:w="0" w:type="dxa"/>
+              <w:left w:w="0" w:type="dxa"/>
+              <w:bottom w:w="0" w:type="dxa"/>
+              <w:right w:w="0" w:type="dxa"/>
             </w:tcMar>
-            <w:vAlign w:val="center"/>
-            <w:hideMark/>
-          </w:tcPr>
-          <w:p>
-            <w:pPr>
-              <w:rPr>
-                <w:b/>
-                <w:bCs/>
-              </w:rPr>
-            </w:pPr>
-            <w:r>
-              <w:rPr>
-                <w:b/>
-                <w:bCs/>
-              </w:rPr>
-              <w:t>Semaine</w:t>
-            </w:r>
-          </w:p>
-        </w:tc>
-        <w:tc>
-          <w:tcPr>
-            <w:tcW w:w="1742" w:type="dxa"/>
-            <w:tcBorders>
-              <w:top w:val="single" w:sz="4" w:space="0" w:color="D9D9D9"/>
-              <w:left w:val="single" w:sz="4" w:space="0" w:color="D9D9D9"/>
-              <w:bottom w:val="single" w:sz="4" w:space="0" w:color="D9D9D9"/>
-              <w:right w:val="single" w:sz="4" w:space="0" w:color="D9D9D9"/>
-            </w:tcBorders>
-            <w:shd w:val="clear" w:color="auto" w:fill="233D54"/>
+          </w:tcPr>
+          <w:p>
+            <w:r>
+              <w:t>Orateur</w:t>
+            </w:r>
+          </w:p>
+        </w:tc>
+        <w:tc>
+          <w:tcPr>
+            <w:tcW w:w="1980" w:type="dxa"/>
+            <w:shd w:val="clear" w:color="auto" w:fill="20364D"/>
             <w:tcMar>
-              <w:top w:w="140" w:type="dxa"/>
-              <w:left w:w="70" w:type="dxa"/>
-              <w:bottom w:w="140" w:type="dxa"/>
-              <w:right w:w="70" w:type="dxa"/>
+              <w:top w:w="0" w:type="dxa"/>
+              <w:left w:w="0" w:type="dxa"/>
+              <w:bottom w:w="0" w:type="dxa"/>
+              <w:right w:w="0" w:type="dxa"/>
             </w:tcMar>
-            <w:vAlign w:val="center"/>
-            <w:hideMark/>
-          </w:tcPr>
-          <w:p>
-            <w:r>
-              <w:rPr>
-                <w:b/>
-                <w:bCs/>
-              </w:rPr>
-              <w:t>Période</w:t>
-            </w:r>
-          </w:p>
-        </w:tc>
-        <w:tc>
-          <w:tcPr>
-            <w:tcW w:w="2634" w:type="dxa"/>
-            <w:tcBorders>
-              <w:top w:val="single" w:sz="4" w:space="0" w:color="D9D9D9"/>
-              <w:left w:val="single" w:sz="4" w:space="0" w:color="D9D9D9"/>
-              <w:bottom w:val="single" w:sz="4" w:space="0" w:color="D9D9D9"/>
-              <w:right w:val="single" w:sz="4" w:space="0" w:color="D9D9D9"/>
-            </w:tcBorders>
-            <w:shd w:val="clear" w:color="auto" w:fill="233D54"/>
+          </w:tcPr>
+          <w:p>
+            <w:r>
+              <w:t>Date/Heure d’arrivée</w:t>
+            </w:r>
+          </w:p>
+        </w:tc>
+        <w:tc>
+          <w:tcPr>
+            <w:tcW w:w="2075" w:type="dxa"/>
+            <w:shd w:val="clear" w:color="auto" w:fill="20364D"/>
+          </w:tcPr>
+          <w:p>
+            <w:r>
+              <w:t>Date/Heure départ</w:t>
+            </w:r>
+          </w:p>
+        </w:tc>
+        <w:tc>
+          <w:tcPr>
+            <w:tcW w:w="2510" w:type="dxa"/>
+            <w:shd w:val="clear" w:color="auto" w:fill="20364D"/>
             <w:tcMar>
-              <w:top w:w="140" w:type="dxa"/>
-              <w:left w:w="70" w:type="dxa"/>
-              <w:bottom w:w="140" w:type="dxa"/>
-              <w:right w:w="70" w:type="dxa"/>
+              <w:top w:w="0" w:type="dxa"/>
+              <w:left w:w="0" w:type="dxa"/>
+              <w:bottom w:w="0" w:type="dxa"/>
+              <w:right w:w="0" w:type="dxa"/>
             </w:tcMar>
-            <w:vAlign w:val="center"/>
-            <w:hideMark/>
-          </w:tcPr>
-          <w:p>
-            <w:r>
-              <w:rPr>
-                <w:b/>
-                <w:bCs/>
-              </w:rPr>
-              <w:t>Orateur de la semaine</w:t>
-            </w:r>
-          </w:p>
-        </w:tc>
-        <w:tc>
-          <w:tcPr>
-            <w:tcW w:w="2513" w:type="dxa"/>
-            <w:tcBorders>
-              <w:top w:val="single" w:sz="4" w:space="0" w:color="D9D9D9"/>
-              <w:left w:val="single" w:sz="4" w:space="0" w:color="D9D9D9"/>
-              <w:bottom w:val="single" w:sz="4" w:space="0" w:color="D9D9D9"/>
-              <w:right w:val="single" w:sz="4" w:space="0" w:color="D9D9D9"/>
-            </w:tcBorders>
-            <w:shd w:val="clear" w:color="auto" w:fill="233D54"/>
-          </w:tcPr>
-          <w:p>
-            <w:pPr>
-              <w:rPr>
-                <w:b/>
-                <w:bCs/>
-              </w:rPr>
-            </w:pPr>
-            <w:r>
-              <w:rPr>
-                <w:b/>
-                <w:bCs/>
-              </w:rPr>
-              <w:t>Provenance</w:t>
+          </w:tcPr>
+          <w:p>
+            <w:r>
+              <w:t>Provenance/Destination</w:t>
             </w:r>
           </w:p>
         </w:tc>
@@ -290,245 +2002,151 @@
       <w:tr>
         <w:tc>
           <w:tcPr>
-            <w:tcW w:w="1358" w:type="dxa"/>
-            <w:tcBorders>
-              <w:top w:val="single" w:sz="4" w:space="0" w:color="D9D9D9"/>
-              <w:left w:val="single" w:sz="4" w:space="0" w:color="D9D9D9"/>
-              <w:bottom w:val="single" w:sz="4" w:space="0" w:color="D9D9D9"/>
-              <w:right w:val="single" w:sz="4" w:space="0" w:color="D9D9D9"/>
-            </w:tcBorders>
-            <w:shd w:val="clear" w:color="auto" w:fill="F2F5F8"/>
-          </w:tcPr>
-          <w:p>
-            <w:pPr>
-              <w:rPr>
-                <w:b/>
-                <w:bCs/>
-              </w:rPr>
-            </w:pPr>
-            <w:r>
-              <w:rPr>
-                <w:b/>
-                <w:bCs/>
-              </w:rPr>
-              <w:t>Octobre</w:t>
-            </w:r>
-          </w:p>
-        </w:tc>
-        <w:tc>
-          <w:tcPr>
-            <w:tcW w:w="1103" w:type="dxa"/>
-            <w:tcBorders>
-              <w:top w:val="single" w:sz="4" w:space="0" w:color="D9D9D9"/>
-              <w:left w:val="single" w:sz="4" w:space="0" w:color="D9D9D9"/>
-              <w:bottom w:val="single" w:sz="4" w:space="0" w:color="D9D9D9"/>
-              <w:right w:val="single" w:sz="4" w:space="0" w:color="D9D9D9"/>
-            </w:tcBorders>
-            <w:shd w:val="clear" w:color="auto" w:fill="F2F5F8"/>
+            <w:tcW w:w="2785" w:type="dxa"/>
+            <w:shd w:val="clear" w:color="auto" w:fill="FFFFFF"/>
             <w:tcMar>
-              <w:top w:w="140" w:type="dxa"/>
-              <w:left w:w="70" w:type="dxa"/>
-              <w:bottom w:w="140" w:type="dxa"/>
-              <w:right w:w="70" w:type="dxa"/>
+              <w:top w:w="0" w:type="dxa"/>
+              <w:left w:w="0" w:type="dxa"/>
+              <w:bottom w:w="0" w:type="dxa"/>
+              <w:right w:w="0" w:type="dxa"/>
             </w:tcMar>
-            <w:vAlign w:val="center"/>
-            <w:hideMark/>
-          </w:tcPr>
-          <w:p>
-            <w:pPr>
-              <w:jc w:val="center"/>
-              <w:rPr>
-                <w:b/>
-                <w:bCs/>
-              </w:rPr>
-            </w:pPr>
-            <w:r>
-              <w:rPr>
-                <w:b/>
-                <w:bCs/>
-              </w:rPr>
-              <w:t>1</w:t>
-            </w:r>
-          </w:p>
-        </w:tc>
-        <w:tc>
-          <w:tcPr>
-            <w:tcW w:w="1742" w:type="dxa"/>
-            <w:tcBorders>
-              <w:top w:val="single" w:sz="4" w:space="0" w:color="D9D9D9"/>
-              <w:left w:val="single" w:sz="4" w:space="0" w:color="D9D9D9"/>
-              <w:bottom w:val="single" w:sz="4" w:space="0" w:color="D9D9D9"/>
-              <w:right w:val="single" w:sz="4" w:space="0" w:color="D9D9D9"/>
-            </w:tcBorders>
-            <w:shd w:val="clear" w:color="auto" w:fill="F2F5F8"/>
+          </w:tcPr>
+          <w:p>
+            <w:r>
+              <w:t>Past. Louis IMBA</w:t>
+            </w:r>
+          </w:p>
+        </w:tc>
+        <w:tc>
+          <w:tcPr>
+            <w:tcW w:w="1980" w:type="dxa"/>
+            <w:shd w:val="clear" w:color="auto" w:fill="FFFFFF"/>
             <w:tcMar>
-              <w:top w:w="140" w:type="dxa"/>
-              <w:left w:w="70" w:type="dxa"/>
-              <w:bottom w:w="140" w:type="dxa"/>
-              <w:right w:w="70" w:type="dxa"/>
+              <w:top w:w="0" w:type="dxa"/>
+              <w:left w:w="0" w:type="dxa"/>
+              <w:bottom w:w="0" w:type="dxa"/>
+              <w:right w:w="0" w:type="dxa"/>
             </w:tcMar>
-            <w:vAlign w:val="center"/>
-            <w:hideMark/>
-          </w:tcPr>
-          <w:p>
-            <w:r>
-              <w:t>1</w:t>
-            </w:r>
-            <w:r>
-              <w:t>2</w:t>
-            </w:r>
-            <w:r>
-              <w:t>/10</w:t>
-            </w:r>
-            <w:r>
-              <w:t xml:space="preserve"> – 18/10</w:t>
-            </w:r>
-          </w:p>
-        </w:tc>
-        <w:tc>
-          <w:tcPr>
-            <w:tcW w:w="2634" w:type="dxa"/>
-            <w:tcBorders>
-              <w:top w:val="single" w:sz="4" w:space="0" w:color="D9D9D9"/>
-              <w:left w:val="single" w:sz="4" w:space="0" w:color="D9D9D9"/>
-              <w:bottom w:val="single" w:sz="4" w:space="0" w:color="D9D9D9"/>
-              <w:right w:val="single" w:sz="4" w:space="0" w:color="D9D9D9"/>
-            </w:tcBorders>
-            <w:shd w:val="clear" w:color="auto" w:fill="F2F5F8"/>
+          </w:tcPr>
+          <w:p/>
+        </w:tc>
+        <w:tc>
+          <w:tcPr>
+            <w:tcW w:w="2075" w:type="dxa"/>
+            <w:shd w:val="clear" w:color="auto" w:fill="FFFFFF"/>
+          </w:tcPr>
+          <w:p/>
+        </w:tc>
+        <w:tc>
+          <w:tcPr>
+            <w:tcW w:w="2510" w:type="dxa"/>
+            <w:shd w:val="clear" w:color="auto" w:fill="FFFFFF"/>
             <w:tcMar>
-              <w:top w:w="140" w:type="dxa"/>
-              <w:left w:w="70" w:type="dxa"/>
-              <w:bottom w:w="140" w:type="dxa"/>
-              <w:right w:w="70" w:type="dxa"/>
+              <w:top w:w="0" w:type="dxa"/>
+              <w:left w:w="0" w:type="dxa"/>
+              <w:bottom w:w="0" w:type="dxa"/>
+              <w:right w:w="0" w:type="dxa"/>
             </w:tcMar>
-            <w:vAlign w:val="center"/>
-            <w:hideMark/>
-          </w:tcPr>
-          <w:p/>
-        </w:tc>
-        <w:tc>
-          <w:tcPr>
-            <w:tcW w:w="2513" w:type="dxa"/>
-            <w:tcBorders>
-              <w:top w:val="single" w:sz="4" w:space="0" w:color="D9D9D9"/>
-              <w:left w:val="single" w:sz="4" w:space="0" w:color="D9D9D9"/>
-              <w:bottom w:val="single" w:sz="4" w:space="0" w:color="D9D9D9"/>
-              <w:right w:val="single" w:sz="4" w:space="0" w:color="D9D9D9"/>
-            </w:tcBorders>
-            <w:shd w:val="clear" w:color="auto" w:fill="F2F5F8"/>
-          </w:tcPr>
-          <w:p/>
+          </w:tcPr>
+          <w:p>
+            <w:r>
+              <w:t>Kinshasa</w:t>
+            </w:r>
+          </w:p>
         </w:tc>
       </w:tr>
       <w:tr>
         <w:tc>
           <w:tcPr>
-            <w:tcW w:w="1358" w:type="dxa"/>
-            <w:tcBorders>
-              <w:top w:val="single" w:sz="4" w:space="0" w:color="D9D9D9"/>
-              <w:left w:val="single" w:sz="4" w:space="0" w:color="D9D9D9"/>
-              <w:bottom w:val="single" w:sz="4" w:space="0" w:color="D9D9D9"/>
-              <w:right w:val="single" w:sz="4" w:space="0" w:color="D9D9D9"/>
-            </w:tcBorders>
-            <w:shd w:val="clear" w:color="auto" w:fill="FFFFFF"/>
+            <w:tcW w:w="2785" w:type="dxa"/>
+            <w:shd w:val="clear" w:color="auto" w:fill="F2F5F7"/>
+            <w:tcMar>
+              <w:top w:w="0" w:type="dxa"/>
+              <w:left w:w="0" w:type="dxa"/>
+              <w:bottom w:w="0" w:type="dxa"/>
+              <w:right w:w="0" w:type="dxa"/>
+            </w:tcMar>
           </w:tcPr>
           <w:p/>
         </w:tc>
         <w:tc>
           <w:tcPr>
-            <w:tcW w:w="1103" w:type="dxa"/>
-            <w:tcBorders>
-              <w:top w:val="single" w:sz="4" w:space="0" w:color="D9D9D9"/>
-              <w:left w:val="single" w:sz="4" w:space="0" w:color="D9D9D9"/>
-              <w:bottom w:val="single" w:sz="4" w:space="0" w:color="D9D9D9"/>
-              <w:right w:val="single" w:sz="4" w:space="0" w:color="D9D9D9"/>
-            </w:tcBorders>
+            <w:tcW w:w="1980" w:type="dxa"/>
+            <w:shd w:val="clear" w:color="auto" w:fill="F2F5F7"/>
+            <w:tcMar>
+              <w:top w:w="0" w:type="dxa"/>
+              <w:left w:w="0" w:type="dxa"/>
+              <w:bottom w:w="0" w:type="dxa"/>
+              <w:right w:w="0" w:type="dxa"/>
+            </w:tcMar>
+          </w:tcPr>
+          <w:p/>
+        </w:tc>
+        <w:tc>
+          <w:tcPr>
+            <w:tcW w:w="2075" w:type="dxa"/>
+            <w:shd w:val="clear" w:color="auto" w:fill="F2F5F7"/>
+          </w:tcPr>
+          <w:p/>
+        </w:tc>
+        <w:tc>
+          <w:tcPr>
+            <w:tcW w:w="2510" w:type="dxa"/>
+            <w:shd w:val="clear" w:color="auto" w:fill="F2F5F7"/>
+            <w:tcMar>
+              <w:top w:w="0" w:type="dxa"/>
+              <w:left w:w="0" w:type="dxa"/>
+              <w:bottom w:w="0" w:type="dxa"/>
+              <w:right w:w="0" w:type="dxa"/>
+            </w:tcMar>
+          </w:tcPr>
+          <w:p/>
+        </w:tc>
+      </w:tr>
+      <w:tr>
+        <w:tc>
+          <w:tcPr>
+            <w:tcW w:w="2785" w:type="dxa"/>
             <w:shd w:val="clear" w:color="auto" w:fill="FFFFFF"/>
             <w:tcMar>
-              <w:top w:w="140" w:type="dxa"/>
-              <w:left w:w="70" w:type="dxa"/>
-              <w:bottom w:w="140" w:type="dxa"/>
-              <w:right w:w="70" w:type="dxa"/>
+              <w:top w:w="0" w:type="dxa"/>
+              <w:left w:w="0" w:type="dxa"/>
+              <w:bottom w:w="0" w:type="dxa"/>
+              <w:right w:w="0" w:type="dxa"/>
             </w:tcMar>
-            <w:vAlign w:val="center"/>
-            <w:hideMark/>
-          </w:tcPr>
-          <w:p>
-            <w:pPr>
-              <w:jc w:val="center"/>
-              <w:rPr>
-                <w:b/>
-                <w:bCs/>
-              </w:rPr>
-            </w:pPr>
-            <w:r>
-              <w:rPr>
-                <w:b/>
-                <w:bCs/>
-              </w:rPr>
-              <w:t>2</w:t>
-            </w:r>
-          </w:p>
-        </w:tc>
-        <w:tc>
-          <w:tcPr>
-            <w:tcW w:w="1742" w:type="dxa"/>
-            <w:tcBorders>
-              <w:top w:val="single" w:sz="4" w:space="0" w:color="D9D9D9"/>
-              <w:left w:val="single" w:sz="4" w:space="0" w:color="D9D9D9"/>
-              <w:bottom w:val="single" w:sz="4" w:space="0" w:color="D9D9D9"/>
-              <w:right w:val="single" w:sz="4" w:space="0" w:color="D9D9D9"/>
-            </w:tcBorders>
+          </w:tcPr>
+          <w:p/>
+        </w:tc>
+        <w:tc>
+          <w:tcPr>
+            <w:tcW w:w="1980" w:type="dxa"/>
             <w:shd w:val="clear" w:color="auto" w:fill="FFFFFF"/>
             <w:tcMar>
-              <w:top w:w="140" w:type="dxa"/>
-              <w:left w:w="70" w:type="dxa"/>
-              <w:bottom w:w="140" w:type="dxa"/>
-              <w:right w:w="70" w:type="dxa"/>
+              <w:top w:w="0" w:type="dxa"/>
+              <w:left w:w="0" w:type="dxa"/>
+              <w:bottom w:w="0" w:type="dxa"/>
+              <w:right w:w="0" w:type="dxa"/>
             </w:tcMar>
-            <w:vAlign w:val="center"/>
-            <w:hideMark/>
-          </w:tcPr>
-          <w:p>
-            <w:r>
-              <w:t>21/10</w:t>
-            </w:r>
-            <w:r>
-              <w:t xml:space="preserve"> – 01/11</w:t>
-            </w:r>
-          </w:p>
-        </w:tc>
-        <w:tc>
-          <w:tcPr>
-            <w:tcW w:w="2634" w:type="dxa"/>
-            <w:tcBorders>
-              <w:top w:val="single" w:sz="4" w:space="0" w:color="D9D9D9"/>
-              <w:left w:val="single" w:sz="4" w:space="0" w:color="D9D9D9"/>
-              <w:bottom w:val="single" w:sz="4" w:space="0" w:color="D9D9D9"/>
-              <w:right w:val="single" w:sz="4" w:space="0" w:color="D9D9D9"/>
-            </w:tcBorders>
+          </w:tcPr>
+          <w:p/>
+        </w:tc>
+        <w:tc>
+          <w:tcPr>
+            <w:tcW w:w="2075" w:type="dxa"/>
+            <w:shd w:val="clear" w:color="auto" w:fill="FFFFFF"/>
+          </w:tcPr>
+          <w:p/>
+        </w:tc>
+        <w:tc>
+          <w:tcPr>
+            <w:tcW w:w="2510" w:type="dxa"/>
             <w:shd w:val="clear" w:color="auto" w:fill="FFFFFF"/>
             <w:tcMar>
-              <w:top w:w="140" w:type="dxa"/>
-              <w:left w:w="70" w:type="dxa"/>
-              <w:bottom w:w="140" w:type="dxa"/>
-              <w:right w:w="70" w:type="dxa"/>
+              <w:top w:w="0" w:type="dxa"/>
+              <w:left w:w="0" w:type="dxa"/>
+              <w:bottom w:w="0" w:type="dxa"/>
+              <w:right w:w="0" w:type="dxa"/>
             </w:tcMar>
-            <w:vAlign w:val="center"/>
-            <w:hideMark/>
-          </w:tcPr>
-          <w:p/>
-        </w:tc>
-        <w:tc>
-          <w:tcPr>
-            <w:tcW w:w="2513" w:type="dxa"/>
-            <w:tcBorders>
-              <w:top w:val="single" w:sz="4" w:space="0" w:color="D9D9D9"/>
-              <w:left w:val="single" w:sz="4" w:space="0" w:color="D9D9D9"/>
-              <w:bottom w:val="single" w:sz="4" w:space="0" w:color="D9D9D9"/>
-              <w:right w:val="single" w:sz="4" w:space="0" w:color="D9D9D9"/>
-            </w:tcBorders>
-            <w:shd w:val="clear" w:color="auto" w:fill="FFFFFF"/>
           </w:tcPr>
           <w:p/>
         </w:tc>
@@ -536,130 +2154,47 @@
       <w:tr>
         <w:tc>
           <w:tcPr>
-            <w:tcW w:w="1358" w:type="dxa"/>
-            <w:vMerge w:val="restart"/>
-            <w:tcBorders>
-              <w:top w:val="single" w:sz="4" w:space="0" w:color="D9D9D9"/>
-              <w:left w:val="single" w:sz="4" w:space="0" w:color="D9D9D9"/>
-              <w:right w:val="single" w:sz="4" w:space="0" w:color="D9D9D9"/>
-            </w:tcBorders>
-            <w:shd w:val="clear" w:color="auto" w:fill="F2F5F8"/>
-          </w:tcPr>
-          <w:p>
-            <w:pPr>
-              <w:jc w:val="center"/>
-              <w:rPr>
-                <w:b/>
-                <w:bCs/>
-              </w:rPr>
-            </w:pPr>
-            <w:r>
-              <w:rPr>
-                <w:b/>
-                <w:bCs/>
-              </w:rPr>
-              <w:t>Novembre</w:t>
-            </w:r>
-          </w:p>
-        </w:tc>
-        <w:tc>
-          <w:tcPr>
-            <w:tcW w:w="1103" w:type="dxa"/>
-            <w:tcBorders>
-              <w:top w:val="single" w:sz="4" w:space="0" w:color="D9D9D9"/>
-              <w:left w:val="single" w:sz="4" w:space="0" w:color="D9D9D9"/>
-              <w:bottom w:val="single" w:sz="4" w:space="0" w:color="D9D9D9"/>
-              <w:right w:val="single" w:sz="4" w:space="0" w:color="D9D9D9"/>
-            </w:tcBorders>
-            <w:shd w:val="clear" w:color="auto" w:fill="F2F5F8"/>
+            <w:tcW w:w="2785" w:type="dxa"/>
+            <w:shd w:val="clear" w:color="auto" w:fill="F2F5F7"/>
             <w:tcMar>
-              <w:top w:w="140" w:type="dxa"/>
-              <w:left w:w="70" w:type="dxa"/>
-              <w:bottom w:w="140" w:type="dxa"/>
-              <w:right w:w="70" w:type="dxa"/>
+              <w:top w:w="0" w:type="dxa"/>
+              <w:left w:w="0" w:type="dxa"/>
+              <w:bottom w:w="0" w:type="dxa"/>
+              <w:right w:w="0" w:type="dxa"/>
             </w:tcMar>
-            <w:vAlign w:val="center"/>
-            <w:hideMark/>
-          </w:tcPr>
-          <w:p>
-            <w:pPr>
-              <w:jc w:val="center"/>
-              <w:rPr>
-                <w:b/>
-                <w:bCs/>
-              </w:rPr>
-            </w:pPr>
-            <w:r>
-              <w:rPr>
-                <w:b/>
-                <w:bCs/>
-              </w:rPr>
-              <w:t>3</w:t>
-            </w:r>
-          </w:p>
-        </w:tc>
-        <w:tc>
-          <w:tcPr>
-            <w:tcW w:w="1742" w:type="dxa"/>
-            <w:tcBorders>
-              <w:top w:val="single" w:sz="4" w:space="0" w:color="D9D9D9"/>
-              <w:left w:val="single" w:sz="4" w:space="0" w:color="D9D9D9"/>
-              <w:bottom w:val="single" w:sz="4" w:space="0" w:color="D9D9D9"/>
-              <w:right w:val="single" w:sz="4" w:space="0" w:color="D9D9D9"/>
-            </w:tcBorders>
-            <w:shd w:val="clear" w:color="auto" w:fill="F2F5F8"/>
+          </w:tcPr>
+          <w:p/>
+        </w:tc>
+        <w:tc>
+          <w:tcPr>
+            <w:tcW w:w="1980" w:type="dxa"/>
+            <w:shd w:val="clear" w:color="auto" w:fill="F2F5F7"/>
             <w:tcMar>
-              <w:top w:w="140" w:type="dxa"/>
-              <w:left w:w="70" w:type="dxa"/>
-              <w:bottom w:w="140" w:type="dxa"/>
-              <w:right w:w="70" w:type="dxa"/>
+              <w:top w:w="0" w:type="dxa"/>
+              <w:left w:w="0" w:type="dxa"/>
+              <w:bottom w:w="0" w:type="dxa"/>
+              <w:right w:w="0" w:type="dxa"/>
             </w:tcMar>
-            <w:vAlign w:val="center"/>
-            <w:hideMark/>
-          </w:tcPr>
-          <w:p>
-            <w:r>
-              <w:t>02</w:t>
-            </w:r>
-            <w:r>
-              <w:t>/1</w:t>
-            </w:r>
-            <w:r>
-              <w:t>1 – 08/11</w:t>
-            </w:r>
-          </w:p>
-        </w:tc>
-        <w:tc>
-          <w:tcPr>
-            <w:tcW w:w="2634" w:type="dxa"/>
-            <w:tcBorders>
-              <w:top w:val="single" w:sz="4" w:space="0" w:color="D9D9D9"/>
-              <w:left w:val="single" w:sz="4" w:space="0" w:color="D9D9D9"/>
-              <w:bottom w:val="single" w:sz="4" w:space="0" w:color="D9D9D9"/>
-              <w:right w:val="single" w:sz="4" w:space="0" w:color="D9D9D9"/>
-            </w:tcBorders>
-            <w:shd w:val="clear" w:color="auto" w:fill="F2F5F8"/>
+          </w:tcPr>
+          <w:p/>
+        </w:tc>
+        <w:tc>
+          <w:tcPr>
+            <w:tcW w:w="2075" w:type="dxa"/>
+            <w:shd w:val="clear" w:color="auto" w:fill="F2F5F7"/>
+          </w:tcPr>
+          <w:p/>
+        </w:tc>
+        <w:tc>
+          <w:tcPr>
+            <w:tcW w:w="2510" w:type="dxa"/>
+            <w:shd w:val="clear" w:color="auto" w:fill="F2F5F7"/>
             <w:tcMar>
-              <w:top w:w="140" w:type="dxa"/>
-              <w:left w:w="70" w:type="dxa"/>
-              <w:bottom w:w="140" w:type="dxa"/>
-              <w:right w:w="70" w:type="dxa"/>
+              <w:top w:w="0" w:type="dxa"/>
+              <w:left w:w="0" w:type="dxa"/>
+              <w:bottom w:w="0" w:type="dxa"/>
+              <w:right w:w="0" w:type="dxa"/>
             </w:tcMar>
-            <w:vAlign w:val="center"/>
-            <w:hideMark/>
-          </w:tcPr>
-          <w:p/>
-        </w:tc>
-        <w:tc>
-          <w:tcPr>
-            <w:tcW w:w="2513" w:type="dxa"/>
-            <w:tcBorders>
-              <w:top w:val="single" w:sz="4" w:space="0" w:color="D9D9D9"/>
-              <w:left w:val="single" w:sz="4" w:space="0" w:color="D9D9D9"/>
-              <w:bottom w:val="single" w:sz="4" w:space="0" w:color="D9D9D9"/>
-              <w:right w:val="single" w:sz="4" w:space="0" w:color="D9D9D9"/>
-            </w:tcBorders>
-            <w:shd w:val="clear" w:color="auto" w:fill="F2F5F8"/>
           </w:tcPr>
           <w:p/>
         </w:tc>
@@ -667,117 +2202,47 @@
       <w:tr>
         <w:tc>
           <w:tcPr>
-            <w:tcW w:w="1358" w:type="dxa"/>
-            <w:vMerge/>
-            <w:tcBorders>
-              <w:left w:val="single" w:sz="4" w:space="0" w:color="D9D9D9"/>
-              <w:right w:val="single" w:sz="4" w:space="0" w:color="D9D9D9"/>
-            </w:tcBorders>
-            <w:shd w:val="clear" w:color="auto" w:fill="FFFFFF"/>
-          </w:tcPr>
-          <w:p/>
-        </w:tc>
-        <w:tc>
-          <w:tcPr>
-            <w:tcW w:w="1103" w:type="dxa"/>
-            <w:tcBorders>
-              <w:top w:val="single" w:sz="4" w:space="0" w:color="D9D9D9"/>
-              <w:left w:val="single" w:sz="4" w:space="0" w:color="D9D9D9"/>
-              <w:bottom w:val="single" w:sz="4" w:space="0" w:color="D9D9D9"/>
-              <w:right w:val="single" w:sz="4" w:space="0" w:color="D9D9D9"/>
-            </w:tcBorders>
+            <w:tcW w:w="2785" w:type="dxa"/>
             <w:shd w:val="clear" w:color="auto" w:fill="FFFFFF"/>
             <w:tcMar>
-              <w:top w:w="140" w:type="dxa"/>
-              <w:left w:w="70" w:type="dxa"/>
-              <w:bottom w:w="140" w:type="dxa"/>
-              <w:right w:w="70" w:type="dxa"/>
+              <w:top w:w="0" w:type="dxa"/>
+              <w:left w:w="0" w:type="dxa"/>
+              <w:bottom w:w="0" w:type="dxa"/>
+              <w:right w:w="0" w:type="dxa"/>
             </w:tcMar>
-            <w:vAlign w:val="center"/>
-            <w:hideMark/>
-          </w:tcPr>
-          <w:p>
-            <w:pPr>
-              <w:jc w:val="center"/>
-              <w:rPr>
-                <w:b/>
-                <w:bCs/>
-              </w:rPr>
-            </w:pPr>
-            <w:r>
-              <w:rPr>
-                <w:b/>
-                <w:bCs/>
-              </w:rPr>
-              <w:t>4</w:t>
-            </w:r>
-          </w:p>
-        </w:tc>
-        <w:tc>
-          <w:tcPr>
-            <w:tcW w:w="1742" w:type="dxa"/>
-            <w:tcBorders>
-              <w:top w:val="single" w:sz="4" w:space="0" w:color="D9D9D9"/>
-              <w:left w:val="single" w:sz="4" w:space="0" w:color="D9D9D9"/>
-              <w:bottom w:val="single" w:sz="4" w:space="0" w:color="D9D9D9"/>
-              <w:right w:val="single" w:sz="4" w:space="0" w:color="D9D9D9"/>
-            </w:tcBorders>
+          </w:tcPr>
+          <w:p/>
+        </w:tc>
+        <w:tc>
+          <w:tcPr>
+            <w:tcW w:w="1980" w:type="dxa"/>
             <w:shd w:val="clear" w:color="auto" w:fill="FFFFFF"/>
             <w:tcMar>
-              <w:top w:w="140" w:type="dxa"/>
-              <w:left w:w="70" w:type="dxa"/>
-              <w:bottom w:w="140" w:type="dxa"/>
-              <w:right w:w="70" w:type="dxa"/>
+              <w:top w:w="0" w:type="dxa"/>
+              <w:left w:w="0" w:type="dxa"/>
+              <w:bottom w:w="0" w:type="dxa"/>
+              <w:right w:w="0" w:type="dxa"/>
             </w:tcMar>
-            <w:vAlign w:val="center"/>
-            <w:hideMark/>
-          </w:tcPr>
-          <w:p>
-            <w:r>
-              <w:t>0</w:t>
-            </w:r>
-            <w:r>
-              <w:t>9</w:t>
-            </w:r>
-            <w:r>
-              <w:t>/11</w:t>
-            </w:r>
-            <w:r>
-              <w:t xml:space="preserve"> – 15/11</w:t>
-            </w:r>
-          </w:p>
-        </w:tc>
-        <w:tc>
-          <w:tcPr>
-            <w:tcW w:w="2634" w:type="dxa"/>
-            <w:tcBorders>
-              <w:top w:val="single" w:sz="4" w:space="0" w:color="D9D9D9"/>
-              <w:left w:val="single" w:sz="4" w:space="0" w:color="D9D9D9"/>
-              <w:bottom w:val="single" w:sz="4" w:space="0" w:color="D9D9D9"/>
-              <w:right w:val="single" w:sz="4" w:space="0" w:color="D9D9D9"/>
-            </w:tcBorders>
+          </w:tcPr>
+          <w:p/>
+        </w:tc>
+        <w:tc>
+          <w:tcPr>
+            <w:tcW w:w="2075" w:type="dxa"/>
+            <w:shd w:val="clear" w:color="auto" w:fill="FFFFFF"/>
+          </w:tcPr>
+          <w:p/>
+        </w:tc>
+        <w:tc>
+          <w:tcPr>
+            <w:tcW w:w="2510" w:type="dxa"/>
             <w:shd w:val="clear" w:color="auto" w:fill="FFFFFF"/>
             <w:tcMar>
-              <w:top w:w="140" w:type="dxa"/>
-              <w:left w:w="70" w:type="dxa"/>
-              <w:bottom w:w="140" w:type="dxa"/>
-              <w:right w:w="70" w:type="dxa"/>
+              <w:top w:w="0" w:type="dxa"/>
+              <w:left w:w="0" w:type="dxa"/>
+              <w:bottom w:w="0" w:type="dxa"/>
+              <w:right w:w="0" w:type="dxa"/>
             </w:tcMar>
-            <w:vAlign w:val="center"/>
-            <w:hideMark/>
-          </w:tcPr>
-          <w:p/>
-        </w:tc>
-        <w:tc>
-          <w:tcPr>
-            <w:tcW w:w="2513" w:type="dxa"/>
-            <w:tcBorders>
-              <w:top w:val="single" w:sz="4" w:space="0" w:color="D9D9D9"/>
-              <w:left w:val="single" w:sz="4" w:space="0" w:color="D9D9D9"/>
-              <w:bottom w:val="single" w:sz="4" w:space="0" w:color="D9D9D9"/>
-              <w:right w:val="single" w:sz="4" w:space="0" w:color="D9D9D9"/>
-            </w:tcBorders>
-            <w:shd w:val="clear" w:color="auto" w:fill="FFFFFF"/>
           </w:tcPr>
           <w:p/>
         </w:tc>
@@ -785,117 +2250,47 @@
       <w:tr>
         <w:tc>
           <w:tcPr>
-            <w:tcW w:w="1358" w:type="dxa"/>
-            <w:vMerge/>
-            <w:tcBorders>
-              <w:left w:val="single" w:sz="4" w:space="0" w:color="D9D9D9"/>
-              <w:right w:val="single" w:sz="4" w:space="0" w:color="D9D9D9"/>
-            </w:tcBorders>
-            <w:shd w:val="clear" w:color="auto" w:fill="F2F5F8"/>
+            <w:tcW w:w="2785" w:type="dxa"/>
+            <w:shd w:val="clear" w:color="auto" w:fill="F2F5F7"/>
+            <w:tcMar>
+              <w:top w:w="0" w:type="dxa"/>
+              <w:left w:w="0" w:type="dxa"/>
+              <w:bottom w:w="0" w:type="dxa"/>
+              <w:right w:w="0" w:type="dxa"/>
+            </w:tcMar>
           </w:tcPr>
           <w:p/>
         </w:tc>
         <w:tc>
           <w:tcPr>
-            <w:tcW w:w="1103" w:type="dxa"/>
-            <w:tcBorders>
-              <w:top w:val="single" w:sz="4" w:space="0" w:color="D9D9D9"/>
-              <w:left w:val="single" w:sz="4" w:space="0" w:color="D9D9D9"/>
-              <w:bottom w:val="single" w:sz="4" w:space="0" w:color="D9D9D9"/>
-              <w:right w:val="single" w:sz="4" w:space="0" w:color="D9D9D9"/>
-            </w:tcBorders>
-            <w:shd w:val="clear" w:color="auto" w:fill="F2F5F8"/>
+            <w:tcW w:w="1980" w:type="dxa"/>
+            <w:shd w:val="clear" w:color="auto" w:fill="F2F5F7"/>
             <w:tcMar>
-              <w:top w:w="140" w:type="dxa"/>
-              <w:left w:w="70" w:type="dxa"/>
-              <w:bottom w:w="140" w:type="dxa"/>
-              <w:right w:w="70" w:type="dxa"/>
+              <w:top w:w="0" w:type="dxa"/>
+              <w:left w:w="0" w:type="dxa"/>
+              <w:bottom w:w="0" w:type="dxa"/>
+              <w:right w:w="0" w:type="dxa"/>
             </w:tcMar>
-            <w:vAlign w:val="center"/>
-            <w:hideMark/>
-          </w:tcPr>
-          <w:p>
-            <w:pPr>
-              <w:jc w:val="center"/>
-              <w:rPr>
-                <w:b/>
-                <w:bCs/>
-              </w:rPr>
-            </w:pPr>
-            <w:r>
-              <w:rPr>
-                <w:b/>
-                <w:bCs/>
-              </w:rPr>
-              <w:t>5</w:t>
-            </w:r>
-          </w:p>
-        </w:tc>
-        <w:tc>
-          <w:tcPr>
-            <w:tcW w:w="1742" w:type="dxa"/>
-            <w:tcBorders>
-              <w:top w:val="single" w:sz="4" w:space="0" w:color="D9D9D9"/>
-              <w:left w:val="single" w:sz="4" w:space="0" w:color="D9D9D9"/>
-              <w:bottom w:val="single" w:sz="4" w:space="0" w:color="D9D9D9"/>
-              <w:right w:val="single" w:sz="4" w:space="0" w:color="D9D9D9"/>
-            </w:tcBorders>
-            <w:shd w:val="clear" w:color="auto" w:fill="F2F5F8"/>
+          </w:tcPr>
+          <w:p/>
+        </w:tc>
+        <w:tc>
+          <w:tcPr>
+            <w:tcW w:w="2075" w:type="dxa"/>
+            <w:shd w:val="clear" w:color="auto" w:fill="F2F5F7"/>
+          </w:tcPr>
+          <w:p/>
+        </w:tc>
+        <w:tc>
+          <w:tcPr>
+            <w:tcW w:w="2510" w:type="dxa"/>
+            <w:shd w:val="clear" w:color="auto" w:fill="F2F5F7"/>
             <w:tcMar>
-              <w:top w:w="140" w:type="dxa"/>
-              <w:left w:w="70" w:type="dxa"/>
-              <w:bottom w:w="140" w:type="dxa"/>
-              <w:right w:w="70" w:type="dxa"/>
+              <w:top w:w="0" w:type="dxa"/>
+              <w:left w:w="0" w:type="dxa"/>
+              <w:bottom w:w="0" w:type="dxa"/>
+              <w:right w:w="0" w:type="dxa"/>
             </w:tcMar>
-            <w:vAlign w:val="center"/>
-            <w:hideMark/>
-          </w:tcPr>
-          <w:p>
-            <w:r>
-              <w:t>1</w:t>
-            </w:r>
-            <w:r>
-              <w:t>6</w:t>
-            </w:r>
-            <w:r>
-              <w:t>/11</w:t>
-            </w:r>
-            <w:r>
-              <w:t xml:space="preserve"> – 22/11</w:t>
-            </w:r>
-          </w:p>
-        </w:tc>
-        <w:tc>
-          <w:tcPr>
-            <w:tcW w:w="2634" w:type="dxa"/>
-            <w:tcBorders>
-              <w:top w:val="single" w:sz="4" w:space="0" w:color="D9D9D9"/>
-              <w:left w:val="single" w:sz="4" w:space="0" w:color="D9D9D9"/>
-              <w:bottom w:val="single" w:sz="4" w:space="0" w:color="D9D9D9"/>
-              <w:right w:val="single" w:sz="4" w:space="0" w:color="D9D9D9"/>
-            </w:tcBorders>
-            <w:shd w:val="clear" w:color="auto" w:fill="F2F5F8"/>
-            <w:tcMar>
-              <w:top w:w="140" w:type="dxa"/>
-              <w:left w:w="70" w:type="dxa"/>
-              <w:bottom w:w="140" w:type="dxa"/>
-              <w:right w:w="70" w:type="dxa"/>
-            </w:tcMar>
-            <w:vAlign w:val="center"/>
-            <w:hideMark/>
-          </w:tcPr>
-          <w:p/>
-        </w:tc>
-        <w:tc>
-          <w:tcPr>
-            <w:tcW w:w="2513" w:type="dxa"/>
-            <w:tcBorders>
-              <w:top w:val="single" w:sz="4" w:space="0" w:color="D9D9D9"/>
-              <w:left w:val="single" w:sz="4" w:space="0" w:color="D9D9D9"/>
-              <w:bottom w:val="single" w:sz="4" w:space="0" w:color="D9D9D9"/>
-              <w:right w:val="single" w:sz="4" w:space="0" w:color="D9D9D9"/>
-            </w:tcBorders>
-            <w:shd w:val="clear" w:color="auto" w:fill="F2F5F8"/>
           </w:tcPr>
           <w:p/>
         </w:tc>
@@ -903,115 +2298,47 @@
       <w:tr>
         <w:tc>
           <w:tcPr>
-            <w:tcW w:w="1358" w:type="dxa"/>
-            <w:vMerge/>
-            <w:tcBorders>
-              <w:left w:val="single" w:sz="4" w:space="0" w:color="D9D9D9"/>
-              <w:bottom w:val="single" w:sz="4" w:space="0" w:color="D9D9D9"/>
-              <w:right w:val="single" w:sz="4" w:space="0" w:color="D9D9D9"/>
-            </w:tcBorders>
-            <w:shd w:val="clear" w:color="auto" w:fill="FFFFFF"/>
-          </w:tcPr>
-          <w:p/>
-        </w:tc>
-        <w:tc>
-          <w:tcPr>
-            <w:tcW w:w="1103" w:type="dxa"/>
-            <w:tcBorders>
-              <w:top w:val="single" w:sz="4" w:space="0" w:color="D9D9D9"/>
-              <w:left w:val="single" w:sz="4" w:space="0" w:color="D9D9D9"/>
-              <w:bottom w:val="single" w:sz="4" w:space="0" w:color="D9D9D9"/>
-              <w:right w:val="single" w:sz="4" w:space="0" w:color="D9D9D9"/>
-            </w:tcBorders>
+            <w:tcW w:w="2785" w:type="dxa"/>
             <w:shd w:val="clear" w:color="auto" w:fill="FFFFFF"/>
             <w:tcMar>
-              <w:top w:w="140" w:type="dxa"/>
-              <w:left w:w="70" w:type="dxa"/>
-              <w:bottom w:w="140" w:type="dxa"/>
-              <w:right w:w="70" w:type="dxa"/>
+              <w:top w:w="0" w:type="dxa"/>
+              <w:left w:w="0" w:type="dxa"/>
+              <w:bottom w:w="0" w:type="dxa"/>
+              <w:right w:w="0" w:type="dxa"/>
             </w:tcMar>
-            <w:vAlign w:val="center"/>
-            <w:hideMark/>
-          </w:tcPr>
-          <w:p>
-            <w:pPr>
-              <w:jc w:val="center"/>
-              <w:rPr>
-                <w:b/>
-                <w:bCs/>
-              </w:rPr>
-            </w:pPr>
-            <w:r>
-              <w:rPr>
-                <w:b/>
-                <w:bCs/>
-              </w:rPr>
-              <w:t>6</w:t>
-            </w:r>
-          </w:p>
-        </w:tc>
-        <w:tc>
-          <w:tcPr>
-            <w:tcW w:w="1742" w:type="dxa"/>
-            <w:tcBorders>
-              <w:top w:val="single" w:sz="4" w:space="0" w:color="D9D9D9"/>
-              <w:left w:val="single" w:sz="4" w:space="0" w:color="D9D9D9"/>
-              <w:bottom w:val="single" w:sz="4" w:space="0" w:color="D9D9D9"/>
-              <w:right w:val="single" w:sz="4" w:space="0" w:color="D9D9D9"/>
-            </w:tcBorders>
+          </w:tcPr>
+          <w:p/>
+        </w:tc>
+        <w:tc>
+          <w:tcPr>
+            <w:tcW w:w="1980" w:type="dxa"/>
             <w:shd w:val="clear" w:color="auto" w:fill="FFFFFF"/>
             <w:tcMar>
-              <w:top w:w="140" w:type="dxa"/>
-              <w:left w:w="70" w:type="dxa"/>
-              <w:bottom w:w="140" w:type="dxa"/>
-              <w:right w:w="70" w:type="dxa"/>
+              <w:top w:w="0" w:type="dxa"/>
+              <w:left w:w="0" w:type="dxa"/>
+              <w:bottom w:w="0" w:type="dxa"/>
+              <w:right w:w="0" w:type="dxa"/>
             </w:tcMar>
-            <w:vAlign w:val="center"/>
-            <w:hideMark/>
-          </w:tcPr>
-          <w:p>
-            <w:r>
-              <w:t>23</w:t>
-            </w:r>
-            <w:r>
-              <w:t>/11</w:t>
-            </w:r>
-            <w:r>
-              <w:t xml:space="preserve"> – 29/11</w:t>
-            </w:r>
-          </w:p>
-        </w:tc>
-        <w:tc>
-          <w:tcPr>
-            <w:tcW w:w="2634" w:type="dxa"/>
-            <w:tcBorders>
-              <w:top w:val="single" w:sz="4" w:space="0" w:color="D9D9D9"/>
-              <w:left w:val="single" w:sz="4" w:space="0" w:color="D9D9D9"/>
-              <w:bottom w:val="single" w:sz="4" w:space="0" w:color="D9D9D9"/>
-              <w:right w:val="single" w:sz="4" w:space="0" w:color="D9D9D9"/>
-            </w:tcBorders>
+          </w:tcPr>
+          <w:p/>
+        </w:tc>
+        <w:tc>
+          <w:tcPr>
+            <w:tcW w:w="2075" w:type="dxa"/>
+            <w:shd w:val="clear" w:color="auto" w:fill="FFFFFF"/>
+          </w:tcPr>
+          <w:p/>
+        </w:tc>
+        <w:tc>
+          <w:tcPr>
+            <w:tcW w:w="2510" w:type="dxa"/>
             <w:shd w:val="clear" w:color="auto" w:fill="FFFFFF"/>
             <w:tcMar>
-              <w:top w:w="140" w:type="dxa"/>
-              <w:left w:w="70" w:type="dxa"/>
-              <w:bottom w:w="140" w:type="dxa"/>
-              <w:right w:w="70" w:type="dxa"/>
+              <w:top w:w="0" w:type="dxa"/>
+              <w:left w:w="0" w:type="dxa"/>
+              <w:bottom w:w="0" w:type="dxa"/>
+              <w:right w:w="0" w:type="dxa"/>
             </w:tcMar>
-            <w:vAlign w:val="center"/>
-            <w:hideMark/>
-          </w:tcPr>
-          <w:p/>
-        </w:tc>
-        <w:tc>
-          <w:tcPr>
-            <w:tcW w:w="2513" w:type="dxa"/>
-            <w:tcBorders>
-              <w:top w:val="single" w:sz="4" w:space="0" w:color="D9D9D9"/>
-              <w:left w:val="single" w:sz="4" w:space="0" w:color="D9D9D9"/>
-              <w:bottom w:val="single" w:sz="4" w:space="0" w:color="D9D9D9"/>
-              <w:right w:val="single" w:sz="4" w:space="0" w:color="D9D9D9"/>
-            </w:tcBorders>
-            <w:shd w:val="clear" w:color="auto" w:fill="FFFFFF"/>
           </w:tcPr>
           <w:p/>
         </w:tc>
@@ -1019,263 +2346,47 @@
       <w:tr>
         <w:tc>
           <w:tcPr>
-            <w:tcW w:w="1358" w:type="dxa"/>
-            <w:vMerge w:val="restart"/>
-            <w:tcBorders>
-              <w:top w:val="single" w:sz="4" w:space="0" w:color="D9D9D9"/>
-              <w:left w:val="single" w:sz="4" w:space="0" w:color="D9D9D9"/>
-              <w:right w:val="single" w:sz="4" w:space="0" w:color="D9D9D9"/>
-            </w:tcBorders>
-            <w:shd w:val="clear" w:color="auto" w:fill="F2F5F8"/>
-          </w:tcPr>
-          <w:p>
-            <w:pPr>
-              <w:rPr>
-                <w:b/>
-                <w:bCs/>
-              </w:rPr>
-            </w:pPr>
-            <w:r>
-              <w:rPr>
-                <w:b/>
-                <w:bCs/>
-              </w:rPr>
-              <w:t>Décembre</w:t>
-            </w:r>
-          </w:p>
-        </w:tc>
-        <w:tc>
-          <w:tcPr>
-            <w:tcW w:w="1103" w:type="dxa"/>
-            <w:tcBorders>
-              <w:top w:val="single" w:sz="4" w:space="0" w:color="D9D9D9"/>
-              <w:left w:val="single" w:sz="4" w:space="0" w:color="D9D9D9"/>
-              <w:bottom w:val="single" w:sz="4" w:space="0" w:color="D9D9D9"/>
-              <w:right w:val="single" w:sz="4" w:space="0" w:color="D9D9D9"/>
-            </w:tcBorders>
-            <w:shd w:val="clear" w:color="auto" w:fill="F2F5F8"/>
-            <w:tcMar>
-              <w:top w:w="140" w:type="dxa"/>
-              <w:left w:w="70" w:type="dxa"/>
-              <w:bottom w:w="140" w:type="dxa"/>
-              <w:right w:w="70" w:type="dxa"/>
-            </w:tcMar>
-            <w:vAlign w:val="center"/>
-            <w:hideMark/>
-          </w:tcPr>
-          <w:p>
-            <w:pPr>
-              <w:jc w:val="center"/>
-              <w:rPr>
-                <w:b/>
-                <w:bCs/>
-              </w:rPr>
-            </w:pPr>
-            <w:r>
-              <w:rPr>
-                <w:b/>
-                <w:bCs/>
-              </w:rPr>
-              <w:t>7</w:t>
-            </w:r>
-          </w:p>
-        </w:tc>
-        <w:tc>
-          <w:tcPr>
-            <w:tcW w:w="1742" w:type="dxa"/>
-            <w:tcBorders>
-              <w:top w:val="single" w:sz="4" w:space="0" w:color="D9D9D9"/>
-              <w:left w:val="single" w:sz="4" w:space="0" w:color="D9D9D9"/>
-              <w:bottom w:val="single" w:sz="4" w:space="0" w:color="D9D9D9"/>
-              <w:right w:val="single" w:sz="4" w:space="0" w:color="D9D9D9"/>
-            </w:tcBorders>
-            <w:shd w:val="clear" w:color="auto" w:fill="F2F5F8"/>
-            <w:tcMar>
-              <w:top w:w="140" w:type="dxa"/>
-              <w:left w:w="70" w:type="dxa"/>
-              <w:bottom w:w="140" w:type="dxa"/>
-              <w:right w:w="70" w:type="dxa"/>
-            </w:tcMar>
-            <w:vAlign w:val="center"/>
-            <w:hideMark/>
-          </w:tcPr>
-          <w:p>
-            <w:r>
-              <w:t>30</w:t>
-            </w:r>
-            <w:r>
-              <w:t xml:space="preserve">/11 – </w:t>
-            </w:r>
-            <w:r>
-              <w:t>06</w:t>
-            </w:r>
-            <w:r>
-              <w:t>/1</w:t>
-            </w:r>
-            <w:r>
-              <w:t>2</w:t>
-            </w:r>
-          </w:p>
-        </w:tc>
-        <w:tc>
-          <w:tcPr>
-            <w:tcW w:w="2634" w:type="dxa"/>
-            <w:tcBorders>
-              <w:top w:val="single" w:sz="4" w:space="0" w:color="D9D9D9"/>
-              <w:left w:val="single" w:sz="4" w:space="0" w:color="D9D9D9"/>
-              <w:bottom w:val="single" w:sz="4" w:space="0" w:color="D9D9D9"/>
-              <w:right w:val="single" w:sz="4" w:space="0" w:color="D9D9D9"/>
-            </w:tcBorders>
-            <w:shd w:val="clear" w:color="auto" w:fill="F2F5F8"/>
-            <w:tcMar>
-              <w:top w:w="140" w:type="dxa"/>
-              <w:left w:w="70" w:type="dxa"/>
-              <w:bottom w:w="140" w:type="dxa"/>
-              <w:right w:w="70" w:type="dxa"/>
-            </w:tcMar>
-            <w:vAlign w:val="center"/>
-            <w:hideMark/>
-          </w:tcPr>
-          <w:p/>
-        </w:tc>
-        <w:tc>
-          <w:tcPr>
-            <w:tcW w:w="2513" w:type="dxa"/>
-            <w:tcBorders>
-              <w:top w:val="single" w:sz="4" w:space="0" w:color="D9D9D9"/>
-              <w:left w:val="single" w:sz="4" w:space="0" w:color="D9D9D9"/>
-              <w:bottom w:val="single" w:sz="4" w:space="0" w:color="D9D9D9"/>
-              <w:right w:val="single" w:sz="4" w:space="0" w:color="D9D9D9"/>
-            </w:tcBorders>
-            <w:shd w:val="clear" w:color="auto" w:fill="F2F5F8"/>
-          </w:tcPr>
-          <w:p/>
-        </w:tc>
-      </w:tr>
-      <w:tr>
-        <w:tc>
-          <w:tcPr>
-            <w:tcW w:w="1358" w:type="dxa"/>
-            <w:vMerge/>
-            <w:tcBorders>
-              <w:left w:val="single" w:sz="4" w:space="0" w:color="D9D9D9"/>
-              <w:bottom w:val="single" w:sz="4" w:space="0" w:color="D9D9D9"/>
-              <w:right w:val="single" w:sz="4" w:space="0" w:color="D9D9D9"/>
-            </w:tcBorders>
-            <w:shd w:val="clear" w:color="auto" w:fill="FFFFFF"/>
-          </w:tcPr>
-          <w:p/>
-        </w:tc>
-        <w:tc>
-          <w:tcPr>
-            <w:tcW w:w="1103" w:type="dxa"/>
-            <w:tcBorders>
-              <w:top w:val="single" w:sz="4" w:space="0" w:color="D9D9D9"/>
-              <w:left w:val="single" w:sz="4" w:space="0" w:color="D9D9D9"/>
-              <w:bottom w:val="single" w:sz="4" w:space="0" w:color="D9D9D9"/>
-              <w:right w:val="single" w:sz="4" w:space="0" w:color="D9D9D9"/>
-            </w:tcBorders>
+            <w:tcW w:w="2785" w:type="dxa"/>
             <w:shd w:val="clear" w:color="auto" w:fill="FFFFFF"/>
             <w:tcMar>
-              <w:top w:w="140" w:type="dxa"/>
-              <w:left w:w="70" w:type="dxa"/>
-              <w:bottom w:w="140" w:type="dxa"/>
-              <w:right w:w="70" w:type="dxa"/>
+              <w:top w:w="0" w:type="dxa"/>
+              <w:left w:w="0" w:type="dxa"/>
+              <w:bottom w:w="0" w:type="dxa"/>
+              <w:right w:w="0" w:type="dxa"/>
             </w:tcMar>
-            <w:vAlign w:val="center"/>
-            <w:hideMark/>
-          </w:tcPr>
-          <w:p>
-            <w:pPr>
-              <w:jc w:val="center"/>
-              <w:rPr>
-                <w:b/>
-                <w:bCs/>
-              </w:rPr>
-            </w:pPr>
-            <w:r>
-              <w:rPr>
-                <w:b/>
-                <w:bCs/>
-              </w:rPr>
-              <w:t>8</w:t>
-            </w:r>
-          </w:p>
-        </w:tc>
-        <w:tc>
-          <w:tcPr>
-            <w:tcW w:w="1742" w:type="dxa"/>
-            <w:tcBorders>
-              <w:top w:val="single" w:sz="4" w:space="0" w:color="D9D9D9"/>
-              <w:left w:val="single" w:sz="4" w:space="0" w:color="D9D9D9"/>
-              <w:bottom w:val="single" w:sz="4" w:space="0" w:color="D9D9D9"/>
-              <w:right w:val="single" w:sz="4" w:space="0" w:color="D9D9D9"/>
-            </w:tcBorders>
+          </w:tcPr>
+          <w:p/>
+        </w:tc>
+        <w:tc>
+          <w:tcPr>
+            <w:tcW w:w="1980" w:type="dxa"/>
             <w:shd w:val="clear" w:color="auto" w:fill="FFFFFF"/>
             <w:tcMar>
-              <w:top w:w="140" w:type="dxa"/>
-              <w:left w:w="70" w:type="dxa"/>
-              <w:bottom w:w="140" w:type="dxa"/>
-              <w:right w:w="70" w:type="dxa"/>
+              <w:top w:w="0" w:type="dxa"/>
+              <w:left w:w="0" w:type="dxa"/>
+              <w:bottom w:w="0" w:type="dxa"/>
+              <w:right w:w="0" w:type="dxa"/>
             </w:tcMar>
-            <w:vAlign w:val="center"/>
-            <w:hideMark/>
-          </w:tcPr>
-          <w:p>
-            <w:r>
-              <w:t>07</w:t>
-            </w:r>
-            <w:r>
-              <w:t>/1</w:t>
-            </w:r>
-            <w:r>
-              <w:t>2</w:t>
-            </w:r>
-            <w:r>
-              <w:t xml:space="preserve"> – </w:t>
-            </w:r>
-            <w:r>
-              <w:t>13</w:t>
-            </w:r>
-            <w:r>
-              <w:t>/</w:t>
-            </w:r>
-            <w:r>
-              <w:t>12</w:t>
-            </w:r>
-          </w:p>
-        </w:tc>
-        <w:tc>
-          <w:tcPr>
-            <w:tcW w:w="2634" w:type="dxa"/>
-            <w:tcBorders>
-              <w:top w:val="single" w:sz="4" w:space="0" w:color="D9D9D9"/>
-              <w:left w:val="single" w:sz="4" w:space="0" w:color="D9D9D9"/>
-              <w:bottom w:val="single" w:sz="4" w:space="0" w:color="D9D9D9"/>
-              <w:right w:val="single" w:sz="4" w:space="0" w:color="D9D9D9"/>
-            </w:tcBorders>
+          </w:tcPr>
+          <w:p/>
+        </w:tc>
+        <w:tc>
+          <w:tcPr>
+            <w:tcW w:w="2075" w:type="dxa"/>
+            <w:shd w:val="clear" w:color="auto" w:fill="FFFFFF"/>
+          </w:tcPr>
+          <w:p/>
+        </w:tc>
+        <w:tc>
+          <w:tcPr>
+            <w:tcW w:w="2510" w:type="dxa"/>
             <w:shd w:val="clear" w:color="auto" w:fill="FFFFFF"/>
             <w:tcMar>
-              <w:top w:w="140" w:type="dxa"/>
-              <w:left w:w="70" w:type="dxa"/>
-              <w:bottom w:w="140" w:type="dxa"/>
-              <w:right w:w="70" w:type="dxa"/>
+              <w:top w:w="0" w:type="dxa"/>
+              <w:left w:w="0" w:type="dxa"/>
+              <w:bottom w:w="0" w:type="dxa"/>
+              <w:right w:w="0" w:type="dxa"/>
             </w:tcMar>
-            <w:vAlign w:val="center"/>
-            <w:hideMark/>
-          </w:tcPr>
-          <w:p/>
-        </w:tc>
-        <w:tc>
-          <w:tcPr>
-            <w:tcW w:w="2513" w:type="dxa"/>
-            <w:tcBorders>
-              <w:top w:val="single" w:sz="4" w:space="0" w:color="D9D9D9"/>
-              <w:left w:val="single" w:sz="4" w:space="0" w:color="D9D9D9"/>
-              <w:bottom w:val="single" w:sz="4" w:space="0" w:color="D9D9D9"/>
-              <w:right w:val="single" w:sz="4" w:space="0" w:color="D9D9D9"/>
-            </w:tcBorders>
-            <w:shd w:val="clear" w:color="auto" w:fill="FFFFFF"/>
           </w:tcPr>
           <w:p/>
         </w:tc>
@@ -1283,6 +2394,8 @@
     </w:tbl>
     <w:p/>
     <w:sectPr>
+      <w:headerReference w:type="default" r:id="rId8"/>
+      <w:footerReference w:type="default" r:id="rId9"/>
       <w:pgSz w:w="12240" w:h="15840"/>
       <w:pgMar w:top="1440" w:right="1440" w:bottom="1440" w:left="1440" w:header="720" w:footer="720" w:gutter="0"/>
       <w:cols w:space="720"/>
@@ -1290,6 +2403,196 @@
     </w:sectPr>
   </w:body>
 </w:document>
+</file>
+
+<file path=word/endnotes.xml><?xml version="1.0" encoding="utf-8"?>
+<w:endnotes xmlns:wpc="http://schemas.microsoft.com/office/word/2010/wordprocessingCanvas" xmlns:cx="http://schemas.microsoft.com/office/drawing/2014/chartex" xmlns:cx1="http://schemas.microsoft.com/office/drawing/2015/9/8/chartex" xmlns:cx2="http://schemas.microsoft.com/office/drawing/2015/10/21/chartex" xmlns:cx3="http://schemas.microsoft.com/office/drawing/2016/5/9/chartex" xmlns:cx4="http://schemas.microsoft.com/office/drawing/2016/5/10/chartex" xmlns:cx5="http://schemas.microsoft.com/office/drawing/2016/5/11/chartex" xmlns:cx6="http://schemas.microsoft.com/office/drawing/2016/5/12/chartex" xmlns:cx7="http://schemas.microsoft.com/office/drawing/2016/5/13/chartex" xmlns:cx8="http://schemas.microsoft.com/office/drawing/2016/5/14/chartex" xmlns:mc="http://schemas.openxmlformats.org/markup-compatibility/2006" xmlns:aink="http://schemas.microsoft.com/office/drawing/2016/ink" xmlns:am3d="http://schemas.microsoft.com/office/drawing/2017/model3d" xmlns:o="urn:schemas-microsoft-com:office:office" xmlns:oel="http://schemas.microsoft.com/office/2019/extlst" xmlns:r="http://schemas.openxmlformats.org/officeDocument/2006/relationships" xmlns:m="http://schemas.openxmlformats.org/officeDocument/2006/math" xmlns:v="urn:schemas-microsoft-com:vml" xmlns:wp14="http://schemas.microsoft.com/office/word/2010/wordprocessingDrawing" xmlns:wp="http://schemas.openxmlformats.org/drawingml/2006/wordprocessingDrawing" xmlns:w10="urn:schemas-microsoft-com:office:word" xmlns:w="http://schemas.openxmlformats.org/wordprocessingml/2006/main" xmlns:w14="http://schemas.microsoft.com/office/word/2010/wordml" xmlns:w15="http://schemas.microsoft.com/office/word/2012/wordml" xmlns:w16cex="http://schemas.microsoft.com/office/word/2018/wordml/cex" xmlns:w16cid="http://schemas.microsoft.com/office/word/2016/wordml/cid" xmlns:w16="http://schemas.microsoft.com/office/word/2018/wordml" xmlns:w16du="http://schemas.microsoft.com/office/word/2023/wordml/word16du" xmlns:w16sdtdh="http://schemas.microsoft.com/office/word/2020/wordml/sdtdatahash" xmlns:w16sdtfl="http://schemas.microsoft.com/office/word/2024/wordml/sdtformatlock" xmlns:w16se="http://schemas.microsoft.com/office/word/2015/wordml/symex" xmlns:wpg="http://schemas.microsoft.com/office/word/2010/wordprocessingGroup" xmlns:wpi="http://schemas.microsoft.com/office/word/2010/wordprocessingInk" xmlns:wne="http://schemas.microsoft.com/office/word/2006/wordml" xmlns:wps="http://schemas.microsoft.com/office/word/2010/wordprocessingShape" mc:Ignorable="w14 w15 w16se w16cid w16 w16cex w16sdtdh w16sdtfl w16du wp14">
+  <w:endnote w:type="separator" w:id="-1">
+    <w:p>
+      <w:pPr>
+        <w:spacing w:after="0" w:line="240" w:lineRule="auto"/>
+      </w:pPr>
+      <w:r>
+        <w:separator/>
+      </w:r>
+    </w:p>
+  </w:endnote>
+  <w:endnote w:type="continuationSeparator" w:id="0">
+    <w:p>
+      <w:pPr>
+        <w:spacing w:after="0" w:line="240" w:lineRule="auto"/>
+      </w:pPr>
+      <w:r>
+        <w:continuationSeparator/>
+      </w:r>
+    </w:p>
+  </w:endnote>
+</w:endnotes>
+</file>
+
+<file path=word/footer1.xml><?xml version="1.0" encoding="utf-8"?>
+<w:ftr xmlns:wpc="http://schemas.microsoft.com/office/word/2010/wordprocessingCanvas" xmlns:cx="http://schemas.microsoft.com/office/drawing/2014/chartex" xmlns:cx1="http://schemas.microsoft.com/office/drawing/2015/9/8/chartex" xmlns:cx2="http://schemas.microsoft.com/office/drawing/2015/10/21/chartex" xmlns:cx3="http://schemas.microsoft.com/office/drawing/2016/5/9/chartex" xmlns:cx4="http://schemas.microsoft.com/office/drawing/2016/5/10/chartex" xmlns:cx5="http://schemas.microsoft.com/office/drawing/2016/5/11/chartex" xmlns:cx6="http://schemas.microsoft.com/office/drawing/2016/5/12/chartex" xmlns:cx7="http://schemas.microsoft.com/office/drawing/2016/5/13/chartex" xmlns:cx8="http://schemas.microsoft.com/office/drawing/2016/5/14/chartex" xmlns:mc="http://schemas.openxmlformats.org/markup-compatibility/2006" xmlns:aink="http://schemas.microsoft.com/office/drawing/2016/ink" xmlns:am3d="http://schemas.microsoft.com/office/drawing/2017/model3d" xmlns:o="urn:schemas-microsoft-com:office:office" xmlns:oel="http://schemas.microsoft.com/office/2019/extlst" xmlns:r="http://schemas.openxmlformats.org/officeDocument/2006/relationships" xmlns:m="http://schemas.openxmlformats.org/officeDocument/2006/math" xmlns:v="urn:schemas-microsoft-com:vml" xmlns:wp14="http://schemas.microsoft.com/office/word/2010/wordprocessingDrawing" xmlns:wp="http://schemas.openxmlformats.org/drawingml/2006/wordprocessingDrawing" xmlns:w10="urn:schemas-microsoft-com:office:word" xmlns:w="http://schemas.openxmlformats.org/wordprocessingml/2006/main" xmlns:w14="http://schemas.microsoft.com/office/word/2010/wordml" xmlns:w15="http://schemas.microsoft.com/office/word/2012/wordml" xmlns:w16cex="http://schemas.microsoft.com/office/word/2018/wordml/cex" xmlns:w16cid="http://schemas.microsoft.com/office/word/2016/wordml/cid" xmlns:w16="http://schemas.microsoft.com/office/word/2018/wordml" xmlns:w16du="http://schemas.microsoft.com/office/word/2023/wordml/word16du" xmlns:w16sdtdh="http://schemas.microsoft.com/office/word/2020/wordml/sdtdatahash" xmlns:w16sdtfl="http://schemas.microsoft.com/office/word/2024/wordml/sdtformatlock" xmlns:w16se="http://schemas.microsoft.com/office/word/2015/wordml/symex" xmlns:wpg="http://schemas.microsoft.com/office/word/2010/wordprocessingGroup" xmlns:wpi="http://schemas.microsoft.com/office/word/2010/wordprocessingInk" xmlns:wne="http://schemas.microsoft.com/office/word/2006/wordml" xmlns:wps="http://schemas.microsoft.com/office/word/2010/wordprocessingShape" mc:Ignorable="w14 w15 w16se w16cid w16 w16cex w16sdtdh w16sdtfl w16du wp14">
+  <w:sdt>
+    <w:sdtPr>
+      <w:id w:val="-856652270"/>
+      <w:docPartObj>
+        <w:docPartGallery w:val="Page Numbers (Bottom of Page)"/>
+        <w:docPartUnique/>
+      </w:docPartObj>
+    </w:sdtPr>
+    <w:sdtEndPr>
+      <w:rPr>
+        <w:noProof/>
+      </w:rPr>
+    </w:sdtEndPr>
+    <w:sdtContent>
+      <w:p>
+        <w:pPr>
+          <w:pStyle w:val="Footer"/>
+          <w:jc w:val="right"/>
+        </w:pPr>
+        <w:r>
+          <w:fldChar w:fldCharType="begin"/>
+        </w:r>
+        <w:r>
+          <w:instrText xml:space="preserve"> PAGE   \* MERGEFORMAT </w:instrText>
+        </w:r>
+        <w:r>
+          <w:fldChar w:fldCharType="separate"/>
+        </w:r>
+        <w:r>
+          <w:rPr>
+            <w:noProof/>
+          </w:rPr>
+          <w:t>2</w:t>
+        </w:r>
+        <w:r>
+          <w:rPr>
+            <w:noProof/>
+          </w:rPr>
+          <w:fldChar w:fldCharType="end"/>
+        </w:r>
+      </w:p>
+    </w:sdtContent>
+  </w:sdt>
+  <w:p>
+    <w:pPr>
+      <w:pStyle w:val="Footer"/>
+    </w:pPr>
+  </w:p>
+</w:ftr>
+</file>
+
+<file path=word/footnotes.xml><?xml version="1.0" encoding="utf-8"?>
+<w:footnotes xmlns:wpc="http://schemas.microsoft.com/office/word/2010/wordprocessingCanvas" xmlns:cx="http://schemas.microsoft.com/office/drawing/2014/chartex" xmlns:cx1="http://schemas.microsoft.com/office/drawing/2015/9/8/chartex" xmlns:cx2="http://schemas.microsoft.com/office/drawing/2015/10/21/chartex" xmlns:cx3="http://schemas.microsoft.com/office/drawing/2016/5/9/chartex" xmlns:cx4="http://schemas.microsoft.com/office/drawing/2016/5/10/chartex" xmlns:cx5="http://schemas.microsoft.com/office/drawing/2016/5/11/chartex" xmlns:cx6="http://schemas.microsoft.com/office/drawing/2016/5/12/chartex" xmlns:cx7="http://schemas.microsoft.com/office/drawing/2016/5/13/chartex" xmlns:cx8="http://schemas.microsoft.com/office/drawing/2016/5/14/chartex" xmlns:mc="http://schemas.openxmlformats.org/markup-compatibility/2006" xmlns:aink="http://schemas.microsoft.com/office/drawing/2016/ink" xmlns:am3d="http://schemas.microsoft.com/office/drawing/2017/model3d" xmlns:o="urn:schemas-microsoft-com:office:office" xmlns:oel="http://schemas.microsoft.com/office/2019/extlst" xmlns:r="http://schemas.openxmlformats.org/officeDocument/2006/relationships" xmlns:m="http://schemas.openxmlformats.org/officeDocument/2006/math" xmlns:v="urn:schemas-microsoft-com:vml" xmlns:wp14="http://schemas.microsoft.com/office/word/2010/wordprocessingDrawing" xmlns:wp="http://schemas.openxmlformats.org/drawingml/2006/wordprocessingDrawing" xmlns:w10="urn:schemas-microsoft-com:office:word" xmlns:w="http://schemas.openxmlformats.org/wordprocessingml/2006/main" xmlns:w14="http://schemas.microsoft.com/office/word/2010/wordml" xmlns:w15="http://schemas.microsoft.com/office/word/2012/wordml" xmlns:w16cex="http://schemas.microsoft.com/office/word/2018/wordml/cex" xmlns:w16cid="http://schemas.microsoft.com/office/word/2016/wordml/cid" xmlns:w16="http://schemas.microsoft.com/office/word/2018/wordml" xmlns:w16du="http://schemas.microsoft.com/office/word/2023/wordml/word16du" xmlns:w16sdtdh="http://schemas.microsoft.com/office/word/2020/wordml/sdtdatahash" xmlns:w16sdtfl="http://schemas.microsoft.com/office/word/2024/wordml/sdtformatlock" xmlns:w16se="http://schemas.microsoft.com/office/word/2015/wordml/symex" xmlns:wpg="http://schemas.microsoft.com/office/word/2010/wordprocessingGroup" xmlns:wpi="http://schemas.microsoft.com/office/word/2010/wordprocessingInk" xmlns:wne="http://schemas.microsoft.com/office/word/2006/wordml" xmlns:wps="http://schemas.microsoft.com/office/word/2010/wordprocessingShape" mc:Ignorable="w14 w15 w16se w16cid w16 w16cex w16sdtdh w16sdtfl w16du wp14">
+  <w:footnote w:type="separator" w:id="-1">
+    <w:p>
+      <w:pPr>
+        <w:spacing w:after="0" w:line="240" w:lineRule="auto"/>
+      </w:pPr>
+      <w:r>
+        <w:separator/>
+      </w:r>
+    </w:p>
+  </w:footnote>
+  <w:footnote w:type="continuationSeparator" w:id="0">
+    <w:p>
+      <w:pPr>
+        <w:spacing w:after="0" w:line="240" w:lineRule="auto"/>
+      </w:pPr>
+      <w:r>
+        <w:continuationSeparator/>
+      </w:r>
+    </w:p>
+  </w:footnote>
+</w:footnotes>
+</file>
+
+<file path=word/header1.xml><?xml version="1.0" encoding="utf-8"?>
+<w:hdr xmlns:wpc="http://schemas.microsoft.com/office/word/2010/wordprocessingCanvas" xmlns:cx="http://schemas.microsoft.com/office/drawing/2014/chartex" xmlns:cx1="http://schemas.microsoft.com/office/drawing/2015/9/8/chartex" xmlns:cx2="http://schemas.microsoft.com/office/drawing/2015/10/21/chartex" xmlns:cx3="http://schemas.microsoft.com/office/drawing/2016/5/9/chartex" xmlns:cx4="http://schemas.microsoft.com/office/drawing/2016/5/10/chartex" xmlns:cx5="http://schemas.microsoft.com/office/drawing/2016/5/11/chartex" xmlns:cx6="http://schemas.microsoft.com/office/drawing/2016/5/12/chartex" xmlns:cx7="http://schemas.microsoft.com/office/drawing/2016/5/13/chartex" xmlns:cx8="http://schemas.microsoft.com/office/drawing/2016/5/14/chartex" xmlns:mc="http://schemas.openxmlformats.org/markup-compatibility/2006" xmlns:aink="http://schemas.microsoft.com/office/drawing/2016/ink" xmlns:am3d="http://schemas.microsoft.com/office/drawing/2017/model3d" xmlns:o="urn:schemas-microsoft-com:office:office" xmlns:oel="http://schemas.microsoft.com/office/2019/extlst" xmlns:r="http://schemas.openxmlformats.org/officeDocument/2006/relationships" xmlns:m="http://schemas.openxmlformats.org/officeDocument/2006/math" xmlns:v="urn:schemas-microsoft-com:vml" xmlns:wp14="http://schemas.microsoft.com/office/word/2010/wordprocessingDrawing" xmlns:wp="http://schemas.openxmlformats.org/drawingml/2006/wordprocessingDrawing" xmlns:w10="urn:schemas-microsoft-com:office:word" xmlns:w="http://schemas.openxmlformats.org/wordprocessingml/2006/main" xmlns:w14="http://schemas.microsoft.com/office/word/2010/wordml" xmlns:w15="http://schemas.microsoft.com/office/word/2012/wordml" xmlns:w16cex="http://schemas.microsoft.com/office/word/2018/wordml/cex" xmlns:w16cid="http://schemas.microsoft.com/office/word/2016/wordml/cid" xmlns:w16="http://schemas.microsoft.com/office/word/2018/wordml" xmlns:w16du="http://schemas.microsoft.com/office/word/2023/wordml/word16du" xmlns:w16sdtdh="http://schemas.microsoft.com/office/word/2020/wordml/sdtdatahash" xmlns:w16sdtfl="http://schemas.microsoft.com/office/word/2024/wordml/sdtformatlock" xmlns:w16se="http://schemas.microsoft.com/office/word/2015/wordml/symex" xmlns:wpg="http://schemas.microsoft.com/office/word/2010/wordprocessingGroup" xmlns:wpi="http://schemas.microsoft.com/office/word/2010/wordprocessingInk" xmlns:wne="http://schemas.microsoft.com/office/word/2006/wordml" xmlns:wps="http://schemas.microsoft.com/office/word/2010/wordprocessingShape" mc:Ignorable="w14 w15 w16se w16cid w16 w16cex w16sdtdh w16sdtfl w16du wp14">
+  <w:p>
+    <w:pPr>
+      <w:rPr>
+        <w:b/>
+        <w:bCs/>
+      </w:rPr>
+    </w:pPr>
+    <w:r>
+      <w:rPr>
+        <w:b/>
+        <w:bCs/>
+        <w:noProof/>
+      </w:rPr>
+      <w:drawing>
+        <wp:anchor distT="0" distB="0" distL="114300" distR="114300" simplePos="0" relativeHeight="251658240" behindDoc="1" locked="0" layoutInCell="1" allowOverlap="1" wp14:anchorId="61651D18" wp14:editId="423B9FD4">
+          <wp:simplePos x="0" y="0"/>
+          <wp:positionH relativeFrom="margin">
+            <wp:align>left</wp:align>
+          </wp:positionH>
+          <wp:positionV relativeFrom="paragraph">
+            <wp:posOffset>-61595</wp:posOffset>
+          </wp:positionV>
+          <wp:extent cx="361315" cy="361315"/>
+          <wp:effectExtent l="0" t="0" r="635" b="635"/>
+          <wp:wrapSquare wrapText="bothSides"/>
+          <wp:docPr id="456818368" name="Picture 1"/>
+          <wp:cNvGraphicFramePr>
+            <a:graphicFrameLocks xmlns:a="http://schemas.openxmlformats.org/drawingml/2006/main" noChangeAspect="1"/>
+          </wp:cNvGraphicFramePr>
+          <a:graphic xmlns:a="http://schemas.openxmlformats.org/drawingml/2006/main">
+            <a:graphicData uri="http://schemas.openxmlformats.org/drawingml/2006/picture">
+              <pic:pic xmlns:pic="http://schemas.openxmlformats.org/drawingml/2006/picture">
+                <pic:nvPicPr>
+                  <pic:cNvPr id="456818368" name="Picture 456818368"/>
+                  <pic:cNvPicPr/>
+                </pic:nvPicPr>
+                <pic:blipFill>
+                  <a:blip r:embed="rId1">
+                    <a:extLst>
+                      <a:ext uri="{28A0092B-C50C-407E-A947-70E740481C1C}">
+                        <a14:useLocalDpi xmlns:a14="http://schemas.microsoft.com/office/drawing/2010/main" val="0"/>
+                      </a:ext>
+                    </a:extLst>
+                  </a:blip>
+                  <a:stretch>
+                    <a:fillRect/>
+                  </a:stretch>
+                </pic:blipFill>
+                <pic:spPr>
+                  <a:xfrm>
+                    <a:off x="0" y="0"/>
+                    <a:ext cx="361315" cy="361315"/>
+                  </a:xfrm>
+                  <a:prstGeom prst="rect">
+                    <a:avLst/>
+                  </a:prstGeom>
+                </pic:spPr>
+              </pic:pic>
+            </a:graphicData>
+          </a:graphic>
+          <wp14:sizeRelH relativeFrom="margin">
+            <wp14:pctWidth>0</wp14:pctWidth>
+          </wp14:sizeRelH>
+          <wp14:sizeRelV relativeFrom="margin">
+            <wp14:pctHeight>0</wp14:pctHeight>
+          </wp14:sizeRelV>
+        </wp:anchor>
+      </w:drawing>
+    </w:r>
+    <w:r>
+      <w:rPr>
+        <w:b/>
+        <w:bCs/>
+      </w:rPr>
+      <w:t>BREAD OF LIFE KOLWEZI – RVA</w:t>
+    </w:r>
+  </w:p>
+  <w:p>
+    <w:pPr>
+      <w:pStyle w:val="Header"/>
+    </w:pPr>
+  </w:p>
+</w:hdr>
 </file>
 
 <file path=word/numbering.xml><?xml version="1.0" encoding="utf-8"?>
@@ -1407,8 +2710,101 @@
       </w:rPr>
     </w:lvl>
   </w:abstractNum>
+  <w:abstractNum w:abstractNumId="1" w15:restartNumberingAfterBreak="0">
+    <w:nsid w:val="15644269"/>
+    <w:multiLevelType w:val="hybridMultilevel"/>
+    <w:tmpl w:val="CB146D82"/>
+    <w:lvl w:ilvl="0" w:tplc="C05AE11E">
+      <w:start w:val="1"/>
+      <w:numFmt w:val="decimal"/>
+      <w:lvlText w:val="%1."/>
+      <w:lvlJc w:val="left"/>
+      <w:pPr>
+        <w:ind w:left="720" w:hanging="360"/>
+      </w:pPr>
+      <w:rPr>
+        <w:rFonts w:hint="default"/>
+        <w:b/>
+      </w:rPr>
+    </w:lvl>
+    <w:lvl w:ilvl="1" w:tplc="04090019" w:tentative="1">
+      <w:start w:val="1"/>
+      <w:numFmt w:val="lowerLetter"/>
+      <w:lvlText w:val="%2."/>
+      <w:lvlJc w:val="left"/>
+      <w:pPr>
+        <w:ind w:left="1440" w:hanging="360"/>
+      </w:pPr>
+    </w:lvl>
+    <w:lvl w:ilvl="2" w:tplc="0409001B" w:tentative="1">
+      <w:start w:val="1"/>
+      <w:numFmt w:val="lowerRoman"/>
+      <w:lvlText w:val="%3."/>
+      <w:lvlJc w:val="right"/>
+      <w:pPr>
+        <w:ind w:left="2160" w:hanging="180"/>
+      </w:pPr>
+    </w:lvl>
+    <w:lvl w:ilvl="3" w:tplc="0409000F" w:tentative="1">
+      <w:start w:val="1"/>
+      <w:numFmt w:val="decimal"/>
+      <w:lvlText w:val="%4."/>
+      <w:lvlJc w:val="left"/>
+      <w:pPr>
+        <w:ind w:left="2880" w:hanging="360"/>
+      </w:pPr>
+    </w:lvl>
+    <w:lvl w:ilvl="4" w:tplc="04090019" w:tentative="1">
+      <w:start w:val="1"/>
+      <w:numFmt w:val="lowerLetter"/>
+      <w:lvlText w:val="%5."/>
+      <w:lvlJc w:val="left"/>
+      <w:pPr>
+        <w:ind w:left="3600" w:hanging="360"/>
+      </w:pPr>
+    </w:lvl>
+    <w:lvl w:ilvl="5" w:tplc="0409001B" w:tentative="1">
+      <w:start w:val="1"/>
+      <w:numFmt w:val="lowerRoman"/>
+      <w:lvlText w:val="%6."/>
+      <w:lvlJc w:val="right"/>
+      <w:pPr>
+        <w:ind w:left="4320" w:hanging="180"/>
+      </w:pPr>
+    </w:lvl>
+    <w:lvl w:ilvl="6" w:tplc="0409000F" w:tentative="1">
+      <w:start w:val="1"/>
+      <w:numFmt w:val="decimal"/>
+      <w:lvlText w:val="%7."/>
+      <w:lvlJc w:val="left"/>
+      <w:pPr>
+        <w:ind w:left="5040" w:hanging="360"/>
+      </w:pPr>
+    </w:lvl>
+    <w:lvl w:ilvl="7" w:tplc="04090019" w:tentative="1">
+      <w:start w:val="1"/>
+      <w:numFmt w:val="lowerLetter"/>
+      <w:lvlText w:val="%8."/>
+      <w:lvlJc w:val="left"/>
+      <w:pPr>
+        <w:ind w:left="5760" w:hanging="360"/>
+      </w:pPr>
+    </w:lvl>
+    <w:lvl w:ilvl="8" w:tplc="0409001B" w:tentative="1">
+      <w:start w:val="1"/>
+      <w:numFmt w:val="lowerRoman"/>
+      <w:lvlText w:val="%9."/>
+      <w:lvlJc w:val="right"/>
+      <w:pPr>
+        <w:ind w:left="6480" w:hanging="180"/>
+      </w:pPr>
+    </w:lvl>
+  </w:abstractNum>
   <w:num w:numId="1" w16cid:durableId="947737422">
     <w:abstractNumId w:val="0"/>
+  </w:num>
+  <w:num w:numId="2" w16cid:durableId="626087740">
+    <w:abstractNumId w:val="1"/>
   </w:num>
 </w:numbering>
 </file>
@@ -2019,6 +3415,7 @@
   <w:style w:type="character" w:default="1" w:styleId="DefaultParagraphFont">
     <w:name w:val="Default Paragraph Font"/>
     <w:uiPriority w:val="1"/>
+    <w:semiHidden/>
     <w:unhideWhenUsed/>
   </w:style>
   <w:style w:type="table" w:default="1" w:styleId="TableNormal">
@@ -2331,6 +3728,206 @@
       <w:color w:val="0F4761" w:themeColor="accent1" w:themeShade="BF"/>
       <w:spacing w:val="5"/>
     </w:rPr>
+  </w:style>
+  <w:style w:type="paragraph" w:styleId="Header">
+    <w:name w:val="header"/>
+    <w:basedOn w:val="Normal"/>
+    <w:link w:val="HeaderChar"/>
+    <w:uiPriority w:val="99"/>
+    <w:unhideWhenUsed/>
+    <w:rsid w:val="00DF469D"/>
+    <w:pPr>
+      <w:tabs>
+        <w:tab w:val="center" w:pos="4680"/>
+        <w:tab w:val="right" w:pos="9360"/>
+      </w:tabs>
+      <w:spacing w:after="0" w:line="240" w:lineRule="auto"/>
+    </w:pPr>
+  </w:style>
+  <w:style w:type="character" w:customStyle="1" w:styleId="HeaderChar">
+    <w:name w:val="Header Char"/>
+    <w:basedOn w:val="DefaultParagraphFont"/>
+    <w:link w:val="Header"/>
+    <w:uiPriority w:val="99"/>
+    <w:rsid w:val="00DF469D"/>
+    <w:rPr>
+      <w:lang w:val="fr-FR"/>
+    </w:rPr>
+  </w:style>
+  <w:style w:type="paragraph" w:styleId="Footer">
+    <w:name w:val="footer"/>
+    <w:basedOn w:val="Normal"/>
+    <w:link w:val="FooterChar"/>
+    <w:uiPriority w:val="99"/>
+    <w:unhideWhenUsed/>
+    <w:rsid w:val="00DF469D"/>
+    <w:pPr>
+      <w:tabs>
+        <w:tab w:val="center" w:pos="4680"/>
+        <w:tab w:val="right" w:pos="9360"/>
+      </w:tabs>
+      <w:spacing w:after="0" w:line="240" w:lineRule="auto"/>
+    </w:pPr>
+  </w:style>
+  <w:style w:type="character" w:customStyle="1" w:styleId="FooterChar">
+    <w:name w:val="Footer Char"/>
+    <w:basedOn w:val="DefaultParagraphFont"/>
+    <w:link w:val="Footer"/>
+    <w:uiPriority w:val="99"/>
+    <w:rsid w:val="00DF469D"/>
+    <w:rPr>
+      <w:lang w:val="fr-FR"/>
+    </w:rPr>
+  </w:style>
+  <w:style w:type="table" w:styleId="PlainTable3">
+    <w:name w:val="Plain Table 3"/>
+    <w:basedOn w:val="TableNormal"/>
+    <w:uiPriority w:val="43"/>
+    <w:rsid w:val="00E80C5A"/>
+    <w:pPr>
+      <w:spacing w:after="0" w:line="240" w:lineRule="auto"/>
+    </w:pPr>
+    <w:tblPr>
+      <w:tblStyleRowBandSize w:val="1"/>
+      <w:tblStyleColBandSize w:val="1"/>
+    </w:tblPr>
+    <w:tblStylePr w:type="firstRow">
+      <w:rPr>
+        <w:b/>
+        <w:bCs/>
+        <w:caps/>
+      </w:rPr>
+      <w:tblPr/>
+      <w:tcPr>
+        <w:tcBorders>
+          <w:bottom w:val="single" w:sz="4" w:space="0" w:color="7F7F7F" w:themeColor="text1" w:themeTint="80"/>
+        </w:tcBorders>
+      </w:tcPr>
+    </w:tblStylePr>
+    <w:tblStylePr w:type="lastRow">
+      <w:rPr>
+        <w:b/>
+        <w:bCs/>
+        <w:caps/>
+      </w:rPr>
+      <w:tblPr/>
+      <w:tcPr>
+        <w:tcBorders>
+          <w:top w:val="nil"/>
+        </w:tcBorders>
+      </w:tcPr>
+    </w:tblStylePr>
+    <w:tblStylePr w:type="firstCol">
+      <w:rPr>
+        <w:b/>
+        <w:bCs/>
+        <w:caps/>
+      </w:rPr>
+      <w:tblPr/>
+      <w:tcPr>
+        <w:tcBorders>
+          <w:right w:val="single" w:sz="4" w:space="0" w:color="7F7F7F" w:themeColor="text1" w:themeTint="80"/>
+        </w:tcBorders>
+      </w:tcPr>
+    </w:tblStylePr>
+    <w:tblStylePr w:type="lastCol">
+      <w:rPr>
+        <w:b/>
+        <w:bCs/>
+        <w:caps/>
+      </w:rPr>
+      <w:tblPr/>
+      <w:tcPr>
+        <w:tcBorders>
+          <w:left w:val="nil"/>
+        </w:tcBorders>
+      </w:tcPr>
+    </w:tblStylePr>
+    <w:tblStylePr w:type="band1Vert">
+      <w:tblPr/>
+      <w:tcPr>
+        <w:shd w:val="clear" w:color="auto" w:fill="F2F2F2" w:themeFill="background1" w:themeFillShade="F2"/>
+      </w:tcPr>
+    </w:tblStylePr>
+    <w:tblStylePr w:type="band1Horz">
+      <w:tblPr/>
+      <w:tcPr>
+        <w:shd w:val="clear" w:color="auto" w:fill="F2F2F2" w:themeFill="background1" w:themeFillShade="F2"/>
+      </w:tcPr>
+    </w:tblStylePr>
+    <w:tblStylePr w:type="neCell">
+      <w:tblPr/>
+      <w:tcPr>
+        <w:tcBorders>
+          <w:left w:val="nil"/>
+        </w:tcBorders>
+      </w:tcPr>
+    </w:tblStylePr>
+    <w:tblStylePr w:type="nwCell">
+      <w:tblPr/>
+      <w:tcPr>
+        <w:tcBorders>
+          <w:right w:val="nil"/>
+        </w:tcBorders>
+      </w:tcPr>
+    </w:tblStylePr>
+  </w:style>
+  <w:style w:type="table" w:styleId="GridTable1Light-Accent1">
+    <w:name w:val="Grid Table 1 Light Accent 1"/>
+    <w:basedOn w:val="TableNormal"/>
+    <w:uiPriority w:val="46"/>
+    <w:rsid w:val="00FB2B6F"/>
+    <w:pPr>
+      <w:spacing w:after="0" w:line="240" w:lineRule="auto"/>
+    </w:pPr>
+    <w:tblPr>
+      <w:tblStyleRowBandSize w:val="1"/>
+      <w:tblStyleColBandSize w:val="1"/>
+      <w:tblBorders>
+        <w:top w:val="single" w:sz="4" w:space="0" w:color="83CAEB" w:themeColor="accent1" w:themeTint="66"/>
+        <w:left w:val="single" w:sz="4" w:space="0" w:color="83CAEB" w:themeColor="accent1" w:themeTint="66"/>
+        <w:bottom w:val="single" w:sz="4" w:space="0" w:color="83CAEB" w:themeColor="accent1" w:themeTint="66"/>
+        <w:right w:val="single" w:sz="4" w:space="0" w:color="83CAEB" w:themeColor="accent1" w:themeTint="66"/>
+        <w:insideH w:val="single" w:sz="4" w:space="0" w:color="83CAEB" w:themeColor="accent1" w:themeTint="66"/>
+        <w:insideV w:val="single" w:sz="4" w:space="0" w:color="83CAEB" w:themeColor="accent1" w:themeTint="66"/>
+      </w:tblBorders>
+    </w:tblPr>
+    <w:tblStylePr w:type="firstRow">
+      <w:rPr>
+        <w:b/>
+        <w:bCs/>
+      </w:rPr>
+      <w:tblPr/>
+      <w:tcPr>
+        <w:tcBorders>
+          <w:bottom w:val="single" w:sz="12" w:space="0" w:color="45B0E1" w:themeColor="accent1" w:themeTint="99"/>
+        </w:tcBorders>
+      </w:tcPr>
+    </w:tblStylePr>
+    <w:tblStylePr w:type="lastRow">
+      <w:rPr>
+        <w:b/>
+        <w:bCs/>
+      </w:rPr>
+      <w:tblPr/>
+      <w:tcPr>
+        <w:tcBorders>
+          <w:top w:val="double" w:sz="2" w:space="0" w:color="45B0E1" w:themeColor="accent1" w:themeTint="99"/>
+        </w:tcBorders>
+      </w:tcPr>
+    </w:tblStylePr>
+    <w:tblStylePr w:type="firstCol">
+      <w:rPr>
+        <w:b/>
+        <w:bCs/>
+      </w:rPr>
+    </w:tblStylePr>
+    <w:tblStylePr w:type="lastCol">
+      <w:rPr>
+        <w:b/>
+        <w:bCs/>
+      </w:rPr>
+    </w:tblStylePr>
   </w:style>
 </w:styles>
 </file>
@@ -2648,4 +4245,16 @@
     </a:ext>
   </a:extLst>
 </a:theme>
+</file>
+
+<file path=customXml/item1.xml><?xml version="1.0" encoding="utf-8"?>
+<b:Sources xmlns:b="http://schemas.openxmlformats.org/officeDocument/2006/bibliography" xmlns="http://schemas.openxmlformats.org/officeDocument/2006/bibliography" SelectedStyle="\APASixthEditionOfficeOnline.xsl" StyleName="APA" Version="6"/>
+</file>
+
+<file path=customXml/itemProps1.xml><?xml version="1.0" encoding="utf-8"?>
+<ds:datastoreItem xmlns:ds="http://schemas.openxmlformats.org/officeDocument/2006/customXml" ds:itemID="{E7550D78-10CF-40BF-842E-972507C3D822}">
+  <ds:schemaRefs>
+    <ds:schemaRef ds:uri="http://schemas.openxmlformats.org/officeDocument/2006/bibliography"/>
+  </ds:schemaRefs>
+</ds:datastoreItem>
 </file>